--- a/보관본/러시아 인권변호사/Word/1부/1부_7화_올가의_등장.docx
+++ b/보관본/러시아 인권변호사/Word/1부/1부_7화_올가의_등장.docx
@@ -3213,7 +3213,7 @@
           <w:i w:val="0"/>
           <w:sz w:val="22"/>
         </w:rPr>
-        <w:t xml:space="preserve"> — 태어난 곳에서 쓸모 있는 사람이 된다, 곧 사람은 제 고향 땅에서 제 몫을 한다는 뜻의 속담. 장면 4에서 83세 원로 미하일이 “저쪽이 더 낫다, 문명이 있다”며 이주를 권하는 사람들에게 “노인들은 늘 이렇게 말했다”며 꺼낸다. “여기서 태어났으니 여기서 쓸모 있겠다, 살아서든 땅속에서든”이라는 덧붙임이 장면 6의 “부모 무덤 곁을 떠나 콘크리트 상자에서 죽고 싶지 않다”와 이어진다. 서류 위의 ‘보상’과 땅에 뿌리박은 삶의 논리가 부딪히는 대목.</w:t>
+        <w:t xml:space="preserve"> — 한국어 해설: 태어난 곳에서 쓸모 있는 사람이 된다, 곧 사람은 제 고향 땅에서 제 몫을 한다는 뜻의 속담. 장면 4에서 83세 원로 미하일이 “저쪽이 더 낫다, 문명이 있다”며 이주를 권하는 사람들에게 “노인들은 늘 이렇게 말했다”며 꺼낸다. “여기서 태어났으니 여기서 쓸모 있겠다, 살아서든 땅속에서든”이라는 덧붙임이 장면 6의 “부모 무덤 곁을 떠나 콘크리트 상자에서 죽고 싶지 않다”와 이어진다. 서류 위의 ‘보상’과 땅에 뿌리박은 삶의 논리가 부딪히는 대목.</w:t>
       </w:r>
     </w:p>
     <w:p>
@@ -3236,7 +3236,7 @@
           <w:i w:val="0"/>
           <w:sz w:val="22"/>
         </w:rPr>
-        <w:t xml:space="preserve"> — 장면 6에서 료샤가 “모든 편의시설을 갖춘 아파트, 낙원”을 약속받았다는 미하일 원로에게 들려준다. 원로는 “네 예세닌은 타이가에 살았던 사람 같다”고 답한다. 강제이주의 본질, 곧 보상으로 대체될 수 없는 고향을 드러내는 인용.</w:t>
+        <w:t xml:space="preserve"> — 한국어 해설: 장면 6에서 료샤가 “모든 편의시설을 갖춘 아파트, 낙원”을 약속받았다는 미하일 원로에게 들려준다. 원로는 “네 예세닌은 타이가에 살았던 사람 같다”고 답한다. 강제이주의 본질, 곧 보상으로 대체될 수 없는 고향을 드러내는 인용.</w:t>
       </w:r>
     </w:p>
     <w:p>

--- a/보관본/러시아 인권변호사/Word/1부/1부_7화_올가의_등장.docx
+++ b/보관본/러시아 인권변호사/Word/1부/1부_7화_올가의_등장.docx
@@ -36,7 +36,7 @@
           <w:i w:val="0"/>
           <w:sz w:val="22"/>
         </w:rPr>
-        <w:t>알렉세이 “료샤” 오를로프(젊은 변호사) / 빅토르 페트로비치 비코프(료샤의 스승) / 올가 빅토로브나 네스테로바(환경·소수민족 인권활동가, 비코프의 오랜 지인) / 미하일 예고로비치 촐칸(타이볼라 마을 원로, 83세, 가상의 소수민족 ‘촐칸족’ 대표) / 데니스 그로모프(리트비노프메탈 측량기사) / 비서(비코프 사무소)</w:t>
+        <w:t>알렉세이 “료샤” 오를로프(젊은 변호사) / 빅토르 페트로비치 비코프(료샤의 스승) / 올가 빅토로브나 네스테로바(환경·소수민족 인권활동가, 비코프의 오랜 지인) / 미하일 예고로비치 촐칸(타이볼라 마을 원로, 83세, 가상의 소수민족 ‘촐칸족’ 대표) / 아니시야(미하일의 이웃, 타이볼라 주민) / 데니스 그로모프(리트비노프메탈 측량기사) / 비서(비코프 사무소)</w:t>
       </w:r>
     </w:p>
     <w:p>
@@ -2285,160 +2285,13 @@
           <w:color w:val="1F3864"/>
           <w:sz w:val="26"/>
         </w:rPr>
-        <w:t>장면 6 — 저녁, 마을에서의 대화</w:t>
+        <w:t>장면 6 — 미하일의 집 마당, 바냐와 텃밭</w:t>
       </w:r>
     </w:p>
     <w:p>
       <w:pPr>
         <w:spacing w:before="0" w:after="110" w:line="300" w:lineRule="auto"/>
       </w:pPr>
-      <w:r>
-        <w:rPr>
-          <w:rFonts w:ascii="Times New Roman" w:hAnsi="Times New Roman" w:eastAsia="Malgun Gothic"/>
-          <w:b/>
-          <w:i w:val="0"/>
-          <w:sz w:val="22"/>
-        </w:rPr>
-        <w:t xml:space="preserve">Михаил: </w:t>
-      </w:r>
-      <w:r>
-        <w:rPr>
-          <w:rFonts w:ascii="Times New Roman" w:hAnsi="Times New Roman" w:eastAsia="Malgun Gothic"/>
-          <w:b w:val="0"/>
-          <w:i w:val="0"/>
-          <w:sz w:val="22"/>
-        </w:rPr>
-        <w:t>Ольга Викторовна, а если мы проиграем? Что тогда?</w:t>
-      </w:r>
-    </w:p>
-    <w:p>
-      <w:pPr>
-        <w:spacing w:before="0" w:after="110" w:line="300" w:lineRule="auto"/>
-      </w:pPr>
-      <w:r>
-        <w:rPr>
-          <w:rFonts w:ascii="Times New Roman" w:hAnsi="Times New Roman" w:eastAsia="Malgun Gothic"/>
-          <w:b/>
-          <w:i w:val="0"/>
-          <w:sz w:val="22"/>
-        </w:rPr>
-        <w:t xml:space="preserve">Ольга: </w:t>
-      </w:r>
-      <w:r>
-        <w:rPr>
-          <w:rFonts w:ascii="Times New Roman" w:hAnsi="Times New Roman" w:eastAsia="Malgun Gothic"/>
-          <w:b w:val="0"/>
-          <w:i w:val="0"/>
-          <w:sz w:val="22"/>
-        </w:rPr>
-        <w:t>Тогда мы проиграем, попытавшись. Это лучше, чем проиграть, даже не начав борьбу.</w:t>
-      </w:r>
-    </w:p>
-    <w:p>
-      <w:pPr>
-        <w:spacing w:before="0" w:after="110" w:line="300" w:lineRule="auto"/>
-      </w:pPr>
-      <w:r>
-        <w:rPr>
-          <w:rFonts w:ascii="Times New Roman" w:hAnsi="Times New Roman" w:eastAsia="Malgun Gothic"/>
-          <w:b/>
-          <w:i w:val="0"/>
-          <w:sz w:val="22"/>
-        </w:rPr>
-        <w:t xml:space="preserve">Михаил: </w:t>
-      </w:r>
-      <w:r>
-        <w:rPr>
-          <w:rFonts w:ascii="Times New Roman" w:hAnsi="Times New Roman" w:eastAsia="Malgun Gothic"/>
-          <w:b w:val="0"/>
-          <w:i w:val="0"/>
-          <w:sz w:val="22"/>
-        </w:rPr>
-        <w:t>Молодым легко так говорить. Мне восемьдесят три года. Я не хочу умереть в бетонной коробке вдали от реки, где похоронены мои родители.</w:t>
-      </w:r>
-    </w:p>
-    <w:p>
-      <w:pPr>
-        <w:spacing w:before="0" w:after="110" w:line="300" w:lineRule="auto"/>
-      </w:pPr>
-      <w:r>
-        <w:rPr>
-          <w:rFonts w:ascii="Times New Roman" w:hAnsi="Times New Roman" w:eastAsia="Malgun Gothic"/>
-          <w:b/>
-          <w:i w:val="0"/>
-          <w:sz w:val="22"/>
-        </w:rPr>
-        <w:t xml:space="preserve">Лёша: </w:t>
-      </w:r>
-      <w:r>
-        <w:rPr>
-          <w:rFonts w:ascii="Times New Roman" w:hAnsi="Times New Roman" w:eastAsia="Malgun Gothic"/>
-          <w:b w:val="0"/>
-          <w:i w:val="0"/>
-          <w:sz w:val="22"/>
-        </w:rPr>
-        <w:t>Вам ведь обещали квартиру со всеми удобствами?</w:t>
-      </w:r>
-    </w:p>
-    <w:p>
-      <w:pPr>
-        <w:spacing w:before="0" w:after="110" w:line="300" w:lineRule="auto"/>
-      </w:pPr>
-      <w:r>
-        <w:rPr>
-          <w:rFonts w:ascii="Times New Roman" w:hAnsi="Times New Roman" w:eastAsia="Malgun Gothic"/>
-          <w:b/>
-          <w:i w:val="0"/>
-          <w:sz w:val="22"/>
-        </w:rPr>
-        <w:t xml:space="preserve">Михаил: </w:t>
-      </w:r>
-      <w:r>
-        <w:rPr>
-          <w:rFonts w:ascii="Times New Roman" w:hAnsi="Times New Roman" w:eastAsia="Malgun Gothic"/>
-          <w:b w:val="0"/>
-          <w:i w:val="0"/>
-          <w:sz w:val="22"/>
-        </w:rPr>
-        <w:t>Обещали. Горячую воду, лифт, магазин под окном. Рай, говорят.</w:t>
-      </w:r>
-    </w:p>
-    <w:p>
-      <w:pPr>
-        <w:spacing w:before="0" w:after="110" w:line="300" w:lineRule="auto"/>
-      </w:pPr>
-      <w:r>
-        <w:rPr>
-          <w:rFonts w:ascii="Times New Roman" w:hAnsi="Times New Roman" w:eastAsia="Malgun Gothic"/>
-          <w:b/>
-          <w:i w:val="0"/>
-          <w:sz w:val="22"/>
-        </w:rPr>
-        <w:t xml:space="preserve">Лёша: </w:t>
-      </w:r>
-      <w:r>
-        <w:rPr>
-          <w:rFonts w:ascii="Times New Roman" w:hAnsi="Times New Roman" w:eastAsia="Malgun Gothic"/>
-          <w:b w:val="0"/>
-          <w:i w:val="0"/>
-          <w:sz w:val="22"/>
-        </w:rPr>
-        <w:t>У Есенина есть такие строчки: «Если крикнет рать святая: „Кинь ты Русь, живи в раю!“ Я скажу: „Не надо рая, дайте родину мою“».</w:t>
-      </w:r>
-    </w:p>
-    <w:p>
-      <w:pPr>
-        <w:spacing w:before="0" w:after="110" w:line="300" w:lineRule="auto"/>
-      </w:pPr>
-      <w:r>
-        <w:rPr>
-          <w:rFonts w:ascii="Times New Roman" w:hAnsi="Times New Roman" w:eastAsia="Malgun Gothic"/>
-          <w:b/>
-          <w:i w:val="0"/>
-          <w:sz w:val="22"/>
-        </w:rPr>
-        <w:t xml:space="preserve">Михаил: </w:t>
-      </w:r>
       <w:r>
         <w:rPr>
           <w:rFonts w:ascii="Times New Roman" w:hAnsi="Times New Roman" w:eastAsia="Malgun Gothic"/>
@@ -2447,16 +2300,7 @@
           <w:color w:val="555555"/>
           <w:sz w:val="22"/>
         </w:rPr>
-        <w:t>(долго молчит)</w:t>
-      </w:r>
-      <w:r>
-        <w:rPr>
-          <w:rFonts w:ascii="Times New Roman" w:hAnsi="Times New Roman" w:eastAsia="Malgun Gothic"/>
-          <w:b w:val="0"/>
-          <w:i w:val="0"/>
-          <w:sz w:val="22"/>
-        </w:rPr>
-        <w:t xml:space="preserve"> Хорошо сказал твой Есенин. Будто у нас в тайге жил.</w:t>
+        <w:t>(двор дома Михаила; соседка Анисья идёт с огорода с миской огурцов, из трубы бани тянется дым)</w:t>
       </w:r>
     </w:p>
     <w:p>
@@ -2470,7 +2314,7 @@
           <w:i w:val="0"/>
           <w:sz w:val="22"/>
         </w:rPr>
-        <w:t xml:space="preserve">Лёша: </w:t>
+        <w:t xml:space="preserve">Анисья: </w:t>
       </w:r>
       <w:r>
         <w:rPr>
@@ -2479,7 +2323,7 @@
           <w:i w:val="0"/>
           <w:sz w:val="22"/>
         </w:rPr>
-        <w:t>Он сам был из деревни, из-под Рязани. Всю жизнь писал про то, что оставил.</w:t>
+        <w:t>Михаил Егорович, баню я затопила, как вы просили. К шести прогреется.</w:t>
       </w:r>
     </w:p>
     <w:p>
@@ -2502,7 +2346,7 @@
           <w:i w:val="0"/>
           <w:sz w:val="22"/>
         </w:rPr>
-        <w:t>Вот видишь. Оставил — и всю жизнь писал. А мы не хотим оставлять, чтобы потом только писать.</w:t>
+        <w:t>Вот и ладно. Гости с дороги — первым делом баня, потом разговоры.</w:t>
       </w:r>
     </w:p>
     <w:p>
@@ -2525,7 +2369,7 @@
           <w:i w:val="0"/>
           <w:sz w:val="22"/>
         </w:rPr>
-        <w:t>Михаил Егорович, я обещать победу не могу. Но могу обещать, что мы сделаем всё, что в наших силах, по закону.</w:t>
+        <w:t>Спасибо вам. Простите, а как вас по отчеству?</w:t>
       </w:r>
     </w:p>
     <w:p>
@@ -2539,7 +2383,7 @@
           <w:i w:val="0"/>
           <w:sz w:val="22"/>
         </w:rPr>
-        <w:t xml:space="preserve">Михаил: </w:t>
+        <w:t xml:space="preserve">Анисья: </w:t>
       </w:r>
       <w:r>
         <w:rPr>
@@ -2548,7 +2392,7 @@
           <w:i w:val="0"/>
           <w:sz w:val="22"/>
         </w:rPr>
-        <w:t>А если закона окажется недостаточно?</w:t>
+        <w:t>Да просто Анисья. Отчество у меня длинное — пока выговорите, баня остынет.</w:t>
       </w:r>
     </w:p>
     <w:p>
@@ -2562,7 +2406,7 @@
           <w:i w:val="0"/>
           <w:sz w:val="22"/>
         </w:rPr>
-        <w:t xml:space="preserve">Лёша: </w:t>
+        <w:t xml:space="preserve">Ольга: </w:t>
       </w:r>
       <w:r>
         <w:rPr>
@@ -2571,7 +2415,7 @@
           <w:i w:val="0"/>
           <w:sz w:val="22"/>
         </w:rPr>
-        <w:t>Тогда мы найдём способ, чтобы о вас узнала вся страна. Есть журналист, которому мы доверяем.</w:t>
+        <w:t>Анисья у нас главная по огородам. У неё растёт даже то, что тут расти не должно.</w:t>
       </w:r>
     </w:p>
     <w:p>
@@ -2585,7 +2429,7 @@
           <w:i w:val="0"/>
           <w:sz w:val="22"/>
         </w:rPr>
-        <w:t xml:space="preserve">Ольга: </w:t>
+        <w:t xml:space="preserve">Анисья: </w:t>
       </w:r>
       <w:r>
         <w:rPr>
@@ -2594,7 +2438,7 @@
           <w:i w:val="0"/>
           <w:sz w:val="22"/>
         </w:rPr>
-        <w:t>Дарья Волкова?</w:t>
+        <w:t>Ой, скажете тоже. Огурцы в теплице, а картошка — как бог даст. Лето тут короткое: моргнёшь — и нет его.</w:t>
       </w:r>
     </w:p>
     <w:p>
@@ -2617,7 +2461,7 @@
           <w:i w:val="0"/>
           <w:sz w:val="22"/>
         </w:rPr>
-        <w:t>Вы её знаете?</w:t>
+        <w:t>А заморозки когда бывают?</w:t>
       </w:r>
     </w:p>
     <w:p>
@@ -2631,7 +2475,7 @@
           <w:i w:val="0"/>
           <w:sz w:val="22"/>
         </w:rPr>
-        <w:t xml:space="preserve">Ольга: </w:t>
+        <w:t xml:space="preserve">Анисья: </w:t>
       </w:r>
       <w:r>
         <w:rPr>
@@ -2640,7 +2484,7 @@
           <w:i w:val="0"/>
           <w:sz w:val="22"/>
         </w:rPr>
-        <w:t>Работали вместе над темой вырубки леса два года назад. Хорошая журналистка. Опасная — в хорошем смысле.</w:t>
+        <w:t>Да когда захотят. Бывало, ночью прихватит, утром выйдешь — ботва чёрная. Стоишь и не знаешь, плакать или смеяться.</w:t>
       </w:r>
     </w:p>
     <w:p>
@@ -2663,7 +2507,7 @@
           <w:i w:val="0"/>
           <w:sz w:val="22"/>
         </w:rPr>
-        <w:t>Опасная — это хорошо. Нам здесь безопасные уже надоели. Приезжали, кивали, уезжали.</w:t>
+        <w:t>Земля здесь не для грядок, земля для оленя. Огород у Анисьи — от упрямства.</w:t>
       </w:r>
     </w:p>
     <w:p>
@@ -2677,7 +2521,7 @@
           <w:i w:val="0"/>
           <w:sz w:val="22"/>
         </w:rPr>
-        <w:t xml:space="preserve">Быков: </w:t>
+        <w:t xml:space="preserve">Анисья: </w:t>
       </w:r>
       <w:r>
         <w:rPr>
@@ -2686,7 +2530,7 @@
           <w:i w:val="0"/>
           <w:sz w:val="22"/>
         </w:rPr>
-        <w:t>Мы тоже уедем, Михаил Егорович. Но вернёмся. С бумагами на нашем языке и на вашем.</w:t>
+        <w:t>От упрямства и от цен в райцентре. Вы огурчик-то возьмите, Алексей. С грядки, не магазинный.</w:t>
       </w:r>
     </w:p>
     <w:p>
@@ -2700,6 +2544,52 @@
           <w:i w:val="0"/>
           <w:sz w:val="22"/>
         </w:rPr>
+        <w:t xml:space="preserve">Лёша: </w:t>
+      </w:r>
+      <w:r>
+        <w:rPr>
+          <w:rFonts w:ascii="Times New Roman" w:hAnsi="Times New Roman" w:eastAsia="Malgun Gothic"/>
+          <w:b w:val="0"/>
+          <w:i w:val="0"/>
+          <w:sz w:val="22"/>
+        </w:rPr>
+        <w:t>Спасибо. Ой, колючий какой.</w:t>
+      </w:r>
+    </w:p>
+    <w:p>
+      <w:pPr>
+        <w:spacing w:before="0" w:after="110" w:line="300" w:lineRule="auto"/>
+      </w:pPr>
+      <w:r>
+        <w:rPr>
+          <w:rFonts w:ascii="Times New Roman" w:hAnsi="Times New Roman" w:eastAsia="Malgun Gothic"/>
+          <w:b/>
+          <w:i w:val="0"/>
+          <w:sz w:val="22"/>
+        </w:rPr>
+        <w:t xml:space="preserve">Анисья: </w:t>
+      </w:r>
+      <w:r>
+        <w:rPr>
+          <w:rFonts w:ascii="Times New Roman" w:hAnsi="Times New Roman" w:eastAsia="Malgun Gothic"/>
+          <w:b w:val="0"/>
+          <w:i w:val="0"/>
+          <w:sz w:val="22"/>
+        </w:rPr>
+        <w:t>Колючий — значит, свой. Магазинные гладкие, как чиновники.</w:t>
+      </w:r>
+    </w:p>
+    <w:p>
+      <w:pPr>
+        <w:spacing w:before="0" w:after="110" w:line="300" w:lineRule="auto"/>
+      </w:pPr>
+      <w:r>
+        <w:rPr>
+          <w:rFonts w:ascii="Times New Roman" w:hAnsi="Times New Roman" w:eastAsia="Malgun Gothic"/>
+          <w:b/>
+          <w:i w:val="0"/>
+          <w:sz w:val="22"/>
+        </w:rPr>
         <w:t xml:space="preserve">Михаил: </w:t>
       </w:r>
       <w:r>
@@ -2709,8 +2599,335 @@
           <w:i w:val="0"/>
           <w:sz w:val="22"/>
         </w:rPr>
-        <w:t xml:space="preserve">На нашем бумаг не пишут, Виктор Петрович. На нашем поют. </w:t>
-      </w:r>
+        <w:t>Оставайтесь-ка ночевать. Постелю в горнице, места всем хватит. Куда вы на ночь глядя — триста километров?</w:t>
+      </w:r>
+    </w:p>
+    <w:p>
+      <w:pPr>
+        <w:spacing w:before="0" w:after="110" w:line="300" w:lineRule="auto"/>
+      </w:pPr>
+      <w:r>
+        <w:rPr>
+          <w:rFonts w:ascii="Times New Roman" w:hAnsi="Times New Roman" w:eastAsia="Malgun Gothic"/>
+          <w:b/>
+          <w:i w:val="0"/>
+          <w:sz w:val="22"/>
+        </w:rPr>
+        <w:t xml:space="preserve">Быков: </w:t>
+      </w:r>
+      <w:r>
+        <w:rPr>
+          <w:rFonts w:ascii="Times New Roman" w:hAnsi="Times New Roman" w:eastAsia="Malgun Gothic"/>
+          <w:b w:val="0"/>
+          <w:i w:val="0"/>
+          <w:sz w:val="22"/>
+        </w:rPr>
+        <w:t>Спасибо, Михаил Егорович, от души. Но бумаги по «Сибзаводу» сами себя не напишут. Завтра хоть полдня надо за столом посидеть.</w:t>
+      </w:r>
+    </w:p>
+    <w:p>
+      <w:pPr>
+        <w:spacing w:before="0" w:after="110" w:line="300" w:lineRule="auto"/>
+      </w:pPr>
+      <w:r>
+        <w:rPr>
+          <w:rFonts w:ascii="Times New Roman" w:hAnsi="Times New Roman" w:eastAsia="Malgun Gothic"/>
+          <w:b/>
+          <w:i w:val="0"/>
+          <w:sz w:val="22"/>
+        </w:rPr>
+        <w:t xml:space="preserve">Михаил: </w:t>
+      </w:r>
+      <w:r>
+        <w:rPr>
+          <w:rFonts w:ascii="Times New Roman" w:hAnsi="Times New Roman" w:eastAsia="Malgun Gothic"/>
+          <w:b w:val="0"/>
+          <w:i w:val="0"/>
+          <w:sz w:val="22"/>
+        </w:rPr>
+        <w:t>Бумаги подождут. А ночная дорога не ждёт — она кусается.</w:t>
+      </w:r>
+    </w:p>
+    <w:p>
+      <w:pPr>
+        <w:spacing w:before="0" w:after="110" w:line="300" w:lineRule="auto"/>
+      </w:pPr>
+      <w:r>
+        <w:rPr>
+          <w:rFonts w:ascii="Times New Roman" w:hAnsi="Times New Roman" w:eastAsia="Malgun Gothic"/>
+          <w:b/>
+          <w:i w:val="0"/>
+          <w:sz w:val="22"/>
+        </w:rPr>
+        <w:t xml:space="preserve">Ольга: </w:t>
+      </w:r>
+      <w:r>
+        <w:rPr>
+          <w:rFonts w:ascii="Times New Roman" w:hAnsi="Times New Roman" w:eastAsia="Malgun Gothic"/>
+          <w:b w:val="0"/>
+          <w:i w:val="0"/>
+          <w:sz w:val="22"/>
+        </w:rPr>
+        <w:t>Михаил Егорович, в другой раз с ночёвкой. Обещаем.</w:t>
+      </w:r>
+    </w:p>
+    <w:p>
+      <w:pPr>
+        <w:spacing w:before="0" w:after="110" w:line="300" w:lineRule="auto"/>
+      </w:pPr>
+      <w:r>
+        <w:rPr>
+          <w:rFonts w:ascii="Times New Roman" w:hAnsi="Times New Roman" w:eastAsia="Malgun Gothic"/>
+          <w:b/>
+          <w:i w:val="0"/>
+          <w:sz w:val="22"/>
+        </w:rPr>
+        <w:t xml:space="preserve">Михаил: </w:t>
+      </w:r>
+      <w:r>
+        <w:rPr>
+          <w:rFonts w:ascii="Times New Roman" w:hAnsi="Times New Roman" w:eastAsia="Malgun Gothic"/>
+          <w:b w:val="0"/>
+          <w:i w:val="0"/>
+          <w:sz w:val="22"/>
+        </w:rPr>
+        <w:t>Обещаете… Ну смотрите. Я запомню.</w:t>
+      </w:r>
+    </w:p>
+    <w:p>
+      <w:pPr>
+        <w:spacing w:before="0" w:after="110" w:line="300" w:lineRule="auto"/>
+      </w:pPr>
+      <w:r>
+        <w:rPr>
+          <w:rFonts w:ascii="Times New Roman" w:hAnsi="Times New Roman" w:eastAsia="Malgun Gothic"/>
+          <w:b/>
+          <w:i w:val="0"/>
+          <w:sz w:val="22"/>
+        </w:rPr>
+        <w:t xml:space="preserve">Анисья: </w:t>
+      </w:r>
+      <w:r>
+        <w:rPr>
+          <w:rFonts w:ascii="Times New Roman" w:hAnsi="Times New Roman" w:eastAsia="Malgun Gothic"/>
+          <w:b w:val="0"/>
+          <w:i w:val="0"/>
+          <w:sz w:val="22"/>
+        </w:rPr>
+        <w:t>А баня как же? Я ведь топила.</w:t>
+      </w:r>
+    </w:p>
+    <w:p>
+      <w:pPr>
+        <w:spacing w:before="0" w:after="110" w:line="300" w:lineRule="auto"/>
+      </w:pPr>
+      <w:r>
+        <w:rPr>
+          <w:rFonts w:ascii="Times New Roman" w:hAnsi="Times New Roman" w:eastAsia="Malgun Gothic"/>
+          <w:b/>
+          <w:i w:val="0"/>
+          <w:sz w:val="22"/>
+        </w:rPr>
+        <w:t xml:space="preserve">Быков: </w:t>
+      </w:r>
+      <w:r>
+        <w:rPr>
+          <w:rFonts w:ascii="Times New Roman" w:hAnsi="Times New Roman" w:eastAsia="Malgun Gothic"/>
+          <w:b w:val="0"/>
+          <w:i w:val="0"/>
+          <w:sz w:val="22"/>
+        </w:rPr>
+        <w:t>Мне, Анисья, с моим давлением в парилку нельзя. Врачи ругаются.</w:t>
+      </w:r>
+    </w:p>
+    <w:p>
+      <w:pPr>
+        <w:spacing w:before="0" w:after="110" w:line="300" w:lineRule="auto"/>
+      </w:pPr>
+      <w:r>
+        <w:rPr>
+          <w:rFonts w:ascii="Times New Roman" w:hAnsi="Times New Roman" w:eastAsia="Malgun Gothic"/>
+          <w:b/>
+          <w:i w:val="0"/>
+          <w:sz w:val="22"/>
+        </w:rPr>
+        <w:t xml:space="preserve">Анисья: </w:t>
+      </w:r>
+      <w:r>
+        <w:rPr>
+          <w:rFonts w:ascii="Times New Roman" w:hAnsi="Times New Roman" w:eastAsia="Malgun Gothic"/>
+          <w:b w:val="0"/>
+          <w:i w:val="0"/>
+          <w:sz w:val="22"/>
+        </w:rPr>
+        <w:t>Врачи всегда ругаются. А вы на нижней полочке, потихонечку.</w:t>
+      </w:r>
+    </w:p>
+    <w:p>
+      <w:pPr>
+        <w:spacing w:before="0" w:after="110" w:line="300" w:lineRule="auto"/>
+      </w:pPr>
+      <w:r>
+        <w:rPr>
+          <w:rFonts w:ascii="Times New Roman" w:hAnsi="Times New Roman" w:eastAsia="Malgun Gothic"/>
+          <w:b/>
+          <w:i w:val="0"/>
+          <w:sz w:val="22"/>
+        </w:rPr>
+        <w:t xml:space="preserve">Быков: </w:t>
+      </w:r>
+      <w:r>
+        <w:rPr>
+          <w:rFonts w:ascii="Times New Roman" w:hAnsi="Times New Roman" w:eastAsia="Malgun Gothic"/>
+          <w:b w:val="0"/>
+          <w:i w:val="0"/>
+          <w:sz w:val="22"/>
+        </w:rPr>
+        <w:t>Нет-нет, я лучше чаю. А вот молодого человека забирайте.</w:t>
+      </w:r>
+    </w:p>
+    <w:p>
+      <w:pPr>
+        <w:spacing w:before="0" w:after="110" w:line="300" w:lineRule="auto"/>
+      </w:pPr>
+      <w:r>
+        <w:rPr>
+          <w:rFonts w:ascii="Times New Roman" w:hAnsi="Times New Roman" w:eastAsia="Malgun Gothic"/>
+          <w:b/>
+          <w:i w:val="0"/>
+          <w:sz w:val="22"/>
+        </w:rPr>
+        <w:t xml:space="preserve">Лёша: </w:t>
+      </w:r>
+      <w:r>
+        <w:rPr>
+          <w:rFonts w:ascii="Times New Roman" w:hAnsi="Times New Roman" w:eastAsia="Malgun Gothic"/>
+          <w:b w:val="0"/>
+          <w:i w:val="0"/>
+          <w:sz w:val="22"/>
+        </w:rPr>
+        <w:t>Меня? Я, честно говоря, в настоящей бане сто лет не был. Только в городской, с кафелем.</w:t>
+      </w:r>
+    </w:p>
+    <w:p>
+      <w:pPr>
+        <w:spacing w:before="0" w:after="110" w:line="300" w:lineRule="auto"/>
+      </w:pPr>
+      <w:r>
+        <w:rPr>
+          <w:rFonts w:ascii="Times New Roman" w:hAnsi="Times New Roman" w:eastAsia="Malgun Gothic"/>
+          <w:b/>
+          <w:i w:val="0"/>
+          <w:sz w:val="22"/>
+        </w:rPr>
+        <w:t xml:space="preserve">Михаил: </w:t>
+      </w:r>
+      <w:r>
+        <w:rPr>
+          <w:rFonts w:ascii="Times New Roman" w:hAnsi="Times New Roman" w:eastAsia="Malgun Gothic"/>
+          <w:b w:val="0"/>
+          <w:i w:val="0"/>
+          <w:sz w:val="22"/>
+        </w:rPr>
+        <w:t>С кафелем — это не баня, это помывочная. Пойдём, покажу. Веник берёзовый, сам вязал.</w:t>
+      </w:r>
+    </w:p>
+    <w:p>
+      <w:pPr>
+        <w:spacing w:before="0" w:after="110" w:line="300" w:lineRule="auto"/>
+      </w:pPr>
+      <w:r>
+        <w:rPr>
+          <w:rFonts w:ascii="Times New Roman" w:hAnsi="Times New Roman" w:eastAsia="Malgun Gothic"/>
+          <w:b/>
+          <w:i w:val="0"/>
+          <w:sz w:val="22"/>
+        </w:rPr>
+        <w:t xml:space="preserve">Лёша: </w:t>
+      </w:r>
+      <w:r>
+        <w:rPr>
+          <w:rFonts w:ascii="Times New Roman" w:hAnsi="Times New Roman" w:eastAsia="Malgun Gothic"/>
+          <w:b w:val="0"/>
+          <w:i w:val="0"/>
+          <w:sz w:val="22"/>
+        </w:rPr>
+        <w:t>А жарко там? Сколько градусов?</w:t>
+      </w:r>
+    </w:p>
+    <w:p>
+      <w:pPr>
+        <w:spacing w:before="0" w:after="110" w:line="300" w:lineRule="auto"/>
+      </w:pPr>
+      <w:r>
+        <w:rPr>
+          <w:rFonts w:ascii="Times New Roman" w:hAnsi="Times New Roman" w:eastAsia="Malgun Gothic"/>
+          <w:b/>
+          <w:i w:val="0"/>
+          <w:sz w:val="22"/>
+        </w:rPr>
+        <w:t xml:space="preserve">Михаил: </w:t>
+      </w:r>
+      <w:r>
+        <w:rPr>
+          <w:rFonts w:ascii="Times New Roman" w:hAnsi="Times New Roman" w:eastAsia="Malgun Gothic"/>
+          <w:b w:val="0"/>
+          <w:i w:val="0"/>
+          <w:sz w:val="22"/>
+        </w:rPr>
+        <w:t>Градусник лопнул лет десять назад. Знаю одно: уши держи в шапке.</w:t>
+      </w:r>
+    </w:p>
+    <w:p>
+      <w:pPr>
+        <w:spacing w:before="0" w:after="110" w:line="300" w:lineRule="auto"/>
+      </w:pPr>
+      <w:r>
+        <w:rPr>
+          <w:rFonts w:ascii="Times New Roman" w:hAnsi="Times New Roman" w:eastAsia="Malgun Gothic"/>
+          <w:b/>
+          <w:i w:val="0"/>
+          <w:sz w:val="22"/>
+        </w:rPr>
+        <w:t xml:space="preserve">Лёша: </w:t>
+      </w:r>
+      <w:r>
+        <w:rPr>
+          <w:rFonts w:ascii="Times New Roman" w:hAnsi="Times New Roman" w:eastAsia="Malgun Gothic"/>
+          <w:b w:val="0"/>
+          <w:i w:val="0"/>
+          <w:sz w:val="22"/>
+        </w:rPr>
+        <w:t>Только я недолго — мне потом за руль.</w:t>
+      </w:r>
+    </w:p>
+    <w:p>
+      <w:pPr>
+        <w:spacing w:before="0" w:after="110" w:line="300" w:lineRule="auto"/>
+      </w:pPr>
+      <w:r>
+        <w:rPr>
+          <w:rFonts w:ascii="Times New Roman" w:hAnsi="Times New Roman" w:eastAsia="Malgun Gothic"/>
+          <w:b/>
+          <w:i w:val="0"/>
+          <w:sz w:val="22"/>
+        </w:rPr>
+        <w:t xml:space="preserve">Михаил: </w:t>
+      </w:r>
+      <w:r>
+        <w:rPr>
+          <w:rFonts w:ascii="Times New Roman" w:hAnsi="Times New Roman" w:eastAsia="Malgun Gothic"/>
+          <w:b w:val="0"/>
+          <w:i w:val="0"/>
+          <w:sz w:val="22"/>
+        </w:rPr>
+        <w:t>Два захода — и хватит. Первый — чтоб согреться, второй — для души.</w:t>
+      </w:r>
+    </w:p>
+    <w:p>
+      <w:pPr>
+        <w:spacing w:before="0" w:after="110" w:line="300" w:lineRule="auto"/>
+      </w:pPr>
       <w:r>
         <w:rPr>
           <w:rFonts w:ascii="Times New Roman" w:hAnsi="Times New Roman" w:eastAsia="Malgun Gothic"/>
@@ -2719,32 +2936,30 @@
           <w:color w:val="555555"/>
           <w:sz w:val="22"/>
         </w:rPr>
-        <w:t>(пауза)</w:t>
-      </w:r>
-      <w:r>
-        <w:rPr>
-          <w:rFonts w:ascii="Times New Roman" w:hAnsi="Times New Roman" w:eastAsia="Malgun Gothic"/>
-          <w:b w:val="0"/>
-          <w:i w:val="0"/>
-          <w:sz w:val="22"/>
-        </w:rPr>
-        <w:t xml:space="preserve"> Ладно. Возвращайтесь хоть с какими.</w:t>
+        <w:t>(позже; Лёша выходит из бани красный, с полотенцем на плечах)</w:t>
       </w:r>
     </w:p>
     <w:p>
       <w:pPr>
-        <w:keepNext/>
-        <w:spacing w:before="320" w:after="140"/>
+        <w:spacing w:before="0" w:after="110" w:line="300" w:lineRule="auto"/>
       </w:pPr>
       <w:r>
         <w:rPr>
           <w:rFonts w:ascii="Times New Roman" w:hAnsi="Times New Roman" w:eastAsia="Malgun Gothic"/>
           <w:b/>
           <w:i w:val="0"/>
-          <w:color w:val="1F3864"/>
-          <w:sz w:val="26"/>
-        </w:rPr>
-        <w:t>장면 7 — 마무리, 돌아가는 길</w:t>
+          <w:sz w:val="22"/>
+        </w:rPr>
+        <w:t xml:space="preserve">Ольга: </w:t>
+      </w:r>
+      <w:r>
+        <w:rPr>
+          <w:rFonts w:ascii="Times New Roman" w:hAnsi="Times New Roman" w:eastAsia="Malgun Gothic"/>
+          <w:b w:val="0"/>
+          <w:i w:val="0"/>
+          <w:sz w:val="22"/>
+        </w:rPr>
+        <w:t>С лёгким паром, Алексей!</w:t>
       </w:r>
     </w:p>
     <w:p>
@@ -2767,7 +2982,7 @@
           <w:i w:val="0"/>
           <w:sz w:val="22"/>
         </w:rPr>
-        <w:t>Виктор Петрович, теперь у нас три дела против одного человека одновременно.</w:t>
+        <w:t>Спасибо… Я, кажется, заново родился. Только ноги не держат.</w:t>
       </w:r>
     </w:p>
     <w:p>
@@ -2781,7 +2996,7 @@
           <w:i w:val="0"/>
           <w:sz w:val="22"/>
         </w:rPr>
-        <w:t xml:space="preserve">Быков: </w:t>
+        <w:t xml:space="preserve">Анисья: </w:t>
       </w:r>
       <w:r>
         <w:rPr>
@@ -2790,7 +3005,7 @@
           <w:i w:val="0"/>
           <w:sz w:val="22"/>
         </w:rPr>
-        <w:t>Четыре, если считать угрозы твоей семье отдельным делом.</w:t>
+        <w:t>Садитесь, квасу выпейте. Холодный, из погреба.</w:t>
       </w:r>
     </w:p>
     <w:p>
@@ -2805,236 +3020,6 @@
           <w:sz w:val="22"/>
         </w:rPr>
         <w:t xml:space="preserve">Лёша: </w:t>
-      </w:r>
-      <w:r>
-        <w:rPr>
-          <w:rFonts w:ascii="Times New Roman" w:hAnsi="Times New Roman" w:eastAsia="Malgun Gothic"/>
-          <w:b w:val="0"/>
-          <w:i w:val="0"/>
-          <w:sz w:val="22"/>
-        </w:rPr>
-        <w:t>Вы шутите?</w:t>
-      </w:r>
-    </w:p>
-    <w:p>
-      <w:pPr>
-        <w:spacing w:before="0" w:after="110" w:line="300" w:lineRule="auto"/>
-      </w:pPr>
-      <w:r>
-        <w:rPr>
-          <w:rFonts w:ascii="Times New Roman" w:hAnsi="Times New Roman" w:eastAsia="Malgun Gothic"/>
-          <w:b/>
-          <w:i w:val="0"/>
-          <w:sz w:val="22"/>
-        </w:rPr>
-        <w:t xml:space="preserve">Быков: </w:t>
-      </w:r>
-      <w:r>
-        <w:rPr>
-          <w:rFonts w:ascii="Times New Roman" w:hAnsi="Times New Roman" w:eastAsia="Malgun Gothic"/>
-          <w:b w:val="0"/>
-          <w:i w:val="0"/>
-          <w:sz w:val="22"/>
-        </w:rPr>
-        <w:t>Наполовину. Вторая половина — не шутка.</w:t>
-      </w:r>
-    </w:p>
-    <w:p>
-      <w:pPr>
-        <w:spacing w:before="0" w:after="110" w:line="300" w:lineRule="auto"/>
-      </w:pPr>
-      <w:r>
-        <w:rPr>
-          <w:rFonts w:ascii="Times New Roman" w:hAnsi="Times New Roman" w:eastAsia="Malgun Gothic"/>
-          <w:b/>
-          <w:i w:val="0"/>
-          <w:sz w:val="22"/>
-        </w:rPr>
-        <w:t xml:space="preserve">Лёша: </w:t>
-      </w:r>
-      <w:r>
-        <w:rPr>
-          <w:rFonts w:ascii="Times New Roman" w:hAnsi="Times New Roman" w:eastAsia="Malgun Gothic"/>
-          <w:b w:val="0"/>
-          <w:i w:val="0"/>
-          <w:sz w:val="22"/>
-        </w:rPr>
-        <w:t>Мы справимся?</w:t>
-      </w:r>
-    </w:p>
-    <w:p>
-      <w:pPr>
-        <w:spacing w:before="0" w:after="110" w:line="300" w:lineRule="auto"/>
-      </w:pPr>
-      <w:r>
-        <w:rPr>
-          <w:rFonts w:ascii="Times New Roman" w:hAnsi="Times New Roman" w:eastAsia="Malgun Gothic"/>
-          <w:b/>
-          <w:i w:val="0"/>
-          <w:sz w:val="22"/>
-        </w:rPr>
-        <w:t xml:space="preserve">Быков: </w:t>
-      </w:r>
-      <w:r>
-        <w:rPr>
-          <w:rFonts w:ascii="Times New Roman" w:hAnsi="Times New Roman" w:eastAsia="Malgun Gothic"/>
-          <w:b w:val="0"/>
-          <w:i w:val="0"/>
-          <w:sz w:val="22"/>
-        </w:rPr>
-        <w:t>Не знаю, Алексей. Но впервые я чувствую, что мы не просто защищаем отдельных людей.</w:t>
-      </w:r>
-    </w:p>
-    <w:p>
-      <w:pPr>
-        <w:spacing w:before="0" w:after="110" w:line="300" w:lineRule="auto"/>
-      </w:pPr>
-      <w:r>
-        <w:rPr>
-          <w:rFonts w:ascii="Times New Roman" w:hAnsi="Times New Roman" w:eastAsia="Malgun Gothic"/>
-          <w:b/>
-          <w:i w:val="0"/>
-          <w:sz w:val="22"/>
-        </w:rPr>
-        <w:t xml:space="preserve">Лёша: </w:t>
-      </w:r>
-      <w:r>
-        <w:rPr>
-          <w:rFonts w:ascii="Times New Roman" w:hAnsi="Times New Roman" w:eastAsia="Malgun Gothic"/>
-          <w:b w:val="0"/>
-          <w:i w:val="0"/>
-          <w:sz w:val="22"/>
-        </w:rPr>
-        <w:t>А что тогда?</w:t>
-      </w:r>
-    </w:p>
-    <w:p>
-      <w:pPr>
-        <w:spacing w:before="0" w:after="110" w:line="300" w:lineRule="auto"/>
-      </w:pPr>
-      <w:r>
-        <w:rPr>
-          <w:rFonts w:ascii="Times New Roman" w:hAnsi="Times New Roman" w:eastAsia="Malgun Gothic"/>
-          <w:b/>
-          <w:i w:val="0"/>
-          <w:sz w:val="22"/>
-        </w:rPr>
-        <w:t xml:space="preserve">Быков: </w:t>
-      </w:r>
-      <w:r>
-        <w:rPr>
-          <w:rFonts w:ascii="Times New Roman" w:hAnsi="Times New Roman" w:eastAsia="Malgun Gothic"/>
-          <w:b w:val="0"/>
-          <w:i w:val="0"/>
-          <w:sz w:val="22"/>
-        </w:rPr>
-        <w:t>Мы, кажется, начинаем защищать саму идею, что закон должен значить что-то для всех — для рабочего с «Сибзавода», для ткачихи с «Новтекса», для старика из Тайболы. Это уже не одно дело, Алексей. Это начало чего-то большего.</w:t>
-      </w:r>
-    </w:p>
-    <w:p>
-      <w:pPr>
-        <w:spacing w:before="0" w:after="110" w:line="300" w:lineRule="auto"/>
-      </w:pPr>
-      <w:r>
-        <w:rPr>
-          <w:rFonts w:ascii="Times New Roman" w:hAnsi="Times New Roman" w:eastAsia="Malgun Gothic"/>
-          <w:b/>
-          <w:i w:val="0"/>
-          <w:sz w:val="22"/>
-        </w:rPr>
-        <w:t xml:space="preserve">Лёша: </w:t>
-      </w:r>
-      <w:r>
-        <w:rPr>
-          <w:rFonts w:ascii="Times New Roman" w:hAnsi="Times New Roman" w:eastAsia="Malgun Gothic"/>
-          <w:b w:val="0"/>
-          <w:i w:val="0"/>
-          <w:sz w:val="22"/>
-        </w:rPr>
-        <w:t>Громов сказал, что люди в смету не входят. У меня эта фраза из головы не идёт.</w:t>
-      </w:r>
-    </w:p>
-    <w:p>
-      <w:pPr>
-        <w:spacing w:before="0" w:after="110" w:line="300" w:lineRule="auto"/>
-      </w:pPr>
-      <w:r>
-        <w:rPr>
-          <w:rFonts w:ascii="Times New Roman" w:hAnsi="Times New Roman" w:eastAsia="Malgun Gothic"/>
-          <w:b/>
-          <w:i w:val="0"/>
-          <w:sz w:val="22"/>
-        </w:rPr>
-        <w:t xml:space="preserve">Быков: </w:t>
-      </w:r>
-      <w:r>
-        <w:rPr>
-          <w:rFonts w:ascii="Times New Roman" w:hAnsi="Times New Roman" w:eastAsia="Malgun Gothic"/>
-          <w:b w:val="0"/>
-          <w:i w:val="0"/>
-          <w:sz w:val="22"/>
-        </w:rPr>
-        <w:t>И не должна идти. Запиши её, Алексей. Когда-нибудь ты зачитаешь её в суде — и судья поймёт больше, чем из сорока страниц экспертизы.</w:t>
-      </w:r>
-    </w:p>
-    <w:p>
-      <w:pPr>
-        <w:spacing w:before="0" w:after="110" w:line="300" w:lineRule="auto"/>
-      </w:pPr>
-      <w:r>
-        <w:rPr>
-          <w:rFonts w:ascii="Times New Roman" w:hAnsi="Times New Roman" w:eastAsia="Malgun Gothic"/>
-          <w:b/>
-          <w:i w:val="0"/>
-          <w:sz w:val="22"/>
-        </w:rPr>
-        <w:t xml:space="preserve">Лёша: </w:t>
-      </w:r>
-      <w:r>
-        <w:rPr>
-          <w:rFonts w:ascii="Times New Roman" w:hAnsi="Times New Roman" w:eastAsia="Malgun Gothic"/>
-          <w:b w:val="0"/>
-          <w:i w:val="0"/>
-          <w:sz w:val="22"/>
-        </w:rPr>
-        <w:t>А Михаил Егорович? Он верит, что мы вернёмся?</w:t>
-      </w:r>
-    </w:p>
-    <w:p>
-      <w:pPr>
-        <w:spacing w:before="0" w:after="110" w:line="300" w:lineRule="auto"/>
-      </w:pPr>
-      <w:r>
-        <w:rPr>
-          <w:rFonts w:ascii="Times New Roman" w:hAnsi="Times New Roman" w:eastAsia="Malgun Gothic"/>
-          <w:b/>
-          <w:i w:val="0"/>
-          <w:sz w:val="22"/>
-        </w:rPr>
-        <w:t xml:space="preserve">Быков: </w:t>
-      </w:r>
-      <w:r>
-        <w:rPr>
-          <w:rFonts w:ascii="Times New Roman" w:hAnsi="Times New Roman" w:eastAsia="Malgun Gothic"/>
-          <w:b w:val="0"/>
-          <w:i w:val="0"/>
-          <w:sz w:val="22"/>
-        </w:rPr>
-        <w:t>Он верит тому, что видел. Видел, что мы приехали. Теперь ему нужно увидеть, что мы вернулись. Остальное — слова.</w:t>
-      </w:r>
-    </w:p>
-    <w:p>
-      <w:pPr>
-        <w:spacing w:before="0" w:after="110" w:line="300" w:lineRule="auto"/>
-      </w:pPr>
-      <w:r>
-        <w:rPr>
-          <w:rFonts w:ascii="Times New Roman" w:hAnsi="Times New Roman" w:eastAsia="Malgun Gothic"/>
-          <w:b/>
-          <w:i w:val="0"/>
-          <w:sz w:val="22"/>
-        </w:rPr>
-        <w:t xml:space="preserve">Ольга: </w:t>
       </w:r>
       <w:r>
         <w:rPr>
@@ -3044,7 +3029,7 @@
           <w:color w:val="555555"/>
           <w:sz w:val="22"/>
         </w:rPr>
-        <w:t>(из машины позади)</w:t>
+        <w:t>(пьёт)</w:t>
       </w:r>
       <w:r>
         <w:rPr>
@@ -3053,7 +3038,7 @@
           <w:i w:val="0"/>
           <w:sz w:val="22"/>
         </w:rPr>
-        <w:t xml:space="preserve"> Виктор Петрович, вы, как всегда, философствуете, когда пора выезжать. Дорога длинная, а стемнеет быстро.</w:t>
+        <w:t xml:space="preserve"> Ох… Вот это да. Сами делаете?</w:t>
       </w:r>
     </w:p>
     <w:p>
@@ -3067,16 +3052,30 @@
           <w:i w:val="0"/>
           <w:sz w:val="22"/>
         </w:rPr>
+        <w:t xml:space="preserve">Анисья: </w:t>
+      </w:r>
+      <w:r>
+        <w:rPr>
+          <w:rFonts w:ascii="Times New Roman" w:hAnsi="Times New Roman" w:eastAsia="Malgun Gothic"/>
+          <w:b w:val="0"/>
+          <w:i w:val="0"/>
+          <w:sz w:val="22"/>
+        </w:rPr>
+        <w:t>А кто ж за меня сделает? На чёрном хлебе, с изюминкой.</w:t>
+      </w:r>
+    </w:p>
+    <w:p>
+      <w:pPr>
+        <w:spacing w:before="0" w:after="110" w:line="300" w:lineRule="auto"/>
+      </w:pPr>
+      <w:r>
+        <w:rPr>
+          <w:rFonts w:ascii="Times New Roman" w:hAnsi="Times New Roman" w:eastAsia="Malgun Gothic"/>
+          <w:b/>
+          <w:i w:val="0"/>
+          <w:sz w:val="22"/>
+        </w:rPr>
         <w:t xml:space="preserve">Быков: </w:t>
-      </w:r>
-      <w:r>
-        <w:rPr>
-          <w:rFonts w:ascii="Times New Roman" w:hAnsi="Times New Roman" w:eastAsia="Malgun Gothic"/>
-          <w:b w:val="0"/>
-          <w:i w:val="0"/>
-          <w:sz w:val="22"/>
-        </w:rPr>
-        <w:t xml:space="preserve">Иду, Ольга, иду. </w:t>
       </w:r>
       <w:r>
         <w:rPr>
@@ -3086,7 +3085,7 @@
           <w:color w:val="555555"/>
           <w:sz w:val="22"/>
         </w:rPr>
-        <w:t>(Лёше)</w:t>
+        <w:t>(с кружкой чая)</w:t>
       </w:r>
       <w:r>
         <w:rPr>
@@ -3095,7 +3094,7 @@
           <w:i w:val="0"/>
           <w:sz w:val="22"/>
         </w:rPr>
-        <w:t xml:space="preserve"> Запомни этот момент, Алексей. Такие союзы случаются редко.</w:t>
+        <w:t xml:space="preserve"> Ну, Алексей, как тебе тайга изнутри?</w:t>
       </w:r>
     </w:p>
     <w:p>
@@ -3109,7 +3108,299 @@
           <w:i w:val="0"/>
           <w:sz w:val="22"/>
         </w:rPr>
+        <w:t xml:space="preserve">Лёша: </w:t>
+      </w:r>
+      <w:r>
+        <w:rPr>
+          <w:rFonts w:ascii="Times New Roman" w:hAnsi="Times New Roman" w:eastAsia="Malgun Gothic"/>
+          <w:b w:val="0"/>
+          <w:i w:val="0"/>
+          <w:sz w:val="22"/>
+        </w:rPr>
+        <w:t>Жарко, мокро и хорошо. Михаил Егорович меня так веником отходил, что я думал — это допрос.</w:t>
+      </w:r>
+    </w:p>
+    <w:p>
+      <w:pPr>
+        <w:spacing w:before="0" w:after="110" w:line="300" w:lineRule="auto"/>
+      </w:pPr>
+      <w:r>
+        <w:rPr>
+          <w:rFonts w:ascii="Times New Roman" w:hAnsi="Times New Roman" w:eastAsia="Malgun Gothic"/>
+          <w:b/>
+          <w:i w:val="0"/>
+          <w:sz w:val="22"/>
+        </w:rPr>
+        <w:t xml:space="preserve">Михаил: </w:t>
+      </w:r>
+      <w:r>
+        <w:rPr>
+          <w:rFonts w:ascii="Times New Roman" w:hAnsi="Times New Roman" w:eastAsia="Malgun Gothic"/>
+          <w:b w:val="0"/>
+          <w:i w:val="0"/>
+          <w:sz w:val="22"/>
+        </w:rPr>
+        <w:t>Допрос — это когда больно и без толку. А у меня больно, зато с толком.</w:t>
+      </w:r>
+    </w:p>
+    <w:p>
+      <w:pPr>
+        <w:spacing w:before="0" w:after="110" w:line="300" w:lineRule="auto"/>
+      </w:pPr>
+      <w:r>
+        <w:rPr>
+          <w:rFonts w:ascii="Times New Roman" w:hAnsi="Times New Roman" w:eastAsia="Malgun Gothic"/>
+          <w:b/>
+          <w:i w:val="0"/>
+          <w:sz w:val="22"/>
+        </w:rPr>
+        <w:t xml:space="preserve">Анисья: </w:t>
+      </w:r>
+      <w:r>
+        <w:rPr>
+          <w:rFonts w:ascii="Times New Roman" w:hAnsi="Times New Roman" w:eastAsia="Malgun Gothic"/>
+          <w:b w:val="0"/>
+          <w:i w:val="0"/>
+          <w:sz w:val="22"/>
+        </w:rPr>
+        <w:t>Небо-то вон как затягивает. К ночи дождь соберётся.</w:t>
+      </w:r>
+    </w:p>
+    <w:p>
+      <w:pPr>
+        <w:spacing w:before="0" w:after="110" w:line="300" w:lineRule="auto"/>
+      </w:pPr>
+      <w:r>
+        <w:rPr>
+          <w:rFonts w:ascii="Times New Roman" w:hAnsi="Times New Roman" w:eastAsia="Malgun Gothic"/>
+          <w:b/>
+          <w:i w:val="0"/>
+          <w:sz w:val="22"/>
+        </w:rPr>
+        <w:t xml:space="preserve">Михаил: </w:t>
+      </w:r>
+      <w:r>
+        <w:rPr>
+          <w:rFonts w:ascii="Times New Roman" w:hAnsi="Times New Roman" w:eastAsia="Malgun Gothic"/>
+          <w:b w:val="0"/>
+          <w:i w:val="0"/>
+          <w:sz w:val="22"/>
+        </w:rPr>
+        <w:t>Успеют. Сначала поужинают — у нас гостей голодными не отпускают.</w:t>
+      </w:r>
+    </w:p>
+    <w:p>
+      <w:pPr>
+        <w:spacing w:before="0" w:after="110" w:line="300" w:lineRule="auto"/>
+      </w:pPr>
+      <w:r>
+        <w:rPr>
+          <w:rFonts w:ascii="Times New Roman" w:hAnsi="Times New Roman" w:eastAsia="Malgun Gothic"/>
+          <w:b/>
+          <w:i w:val="0"/>
+          <w:sz w:val="22"/>
+        </w:rPr>
         <w:t xml:space="preserve">Ольга: </w:t>
+      </w:r>
+      <w:r>
+        <w:rPr>
+          <w:rFonts w:ascii="Times New Roman" w:hAnsi="Times New Roman" w:eastAsia="Malgun Gothic"/>
+          <w:b w:val="0"/>
+          <w:i w:val="0"/>
+          <w:sz w:val="22"/>
+        </w:rPr>
+        <w:t>Анисья, давайте я хоть на стол помогу накрыть.</w:t>
+      </w:r>
+    </w:p>
+    <w:p>
+      <w:pPr>
+        <w:spacing w:before="0" w:after="110" w:line="300" w:lineRule="auto"/>
+      </w:pPr>
+      <w:r>
+        <w:rPr>
+          <w:rFonts w:ascii="Times New Roman" w:hAnsi="Times New Roman" w:eastAsia="Malgun Gothic"/>
+          <w:b/>
+          <w:i w:val="0"/>
+          <w:sz w:val="22"/>
+        </w:rPr>
+        <w:t xml:space="preserve">Анисья: </w:t>
+      </w:r>
+      <w:r>
+        <w:rPr>
+          <w:rFonts w:ascii="Times New Roman" w:hAnsi="Times New Roman" w:eastAsia="Malgun Gothic"/>
+          <w:b w:val="0"/>
+          <w:i w:val="0"/>
+          <w:sz w:val="22"/>
+        </w:rPr>
+        <w:t>Сидите уж, гостья. Лучше хлеб порежьте — вот нож, вот доска.</w:t>
+      </w:r>
+    </w:p>
+    <w:p>
+      <w:pPr>
+        <w:keepNext/>
+        <w:spacing w:before="320" w:after="140"/>
+      </w:pPr>
+      <w:r>
+        <w:rPr>
+          <w:rFonts w:ascii="Times New Roman" w:hAnsi="Times New Roman" w:eastAsia="Malgun Gothic"/>
+          <w:b/>
+          <w:i w:val="0"/>
+          <w:color w:val="1F3864"/>
+          <w:sz w:val="26"/>
+        </w:rPr>
+        <w:t>장면 7 — 저녁, 마을에서의 대화</w:t>
+      </w:r>
+    </w:p>
+    <w:p>
+      <w:pPr>
+        <w:spacing w:before="0" w:after="110" w:line="300" w:lineRule="auto"/>
+      </w:pPr>
+      <w:r>
+        <w:rPr>
+          <w:rFonts w:ascii="Times New Roman" w:hAnsi="Times New Roman" w:eastAsia="Malgun Gothic"/>
+          <w:b/>
+          <w:i w:val="0"/>
+          <w:sz w:val="22"/>
+        </w:rPr>
+        <w:t xml:space="preserve">Михаил: </w:t>
+      </w:r>
+      <w:r>
+        <w:rPr>
+          <w:rFonts w:ascii="Times New Roman" w:hAnsi="Times New Roman" w:eastAsia="Malgun Gothic"/>
+          <w:b w:val="0"/>
+          <w:i w:val="0"/>
+          <w:sz w:val="22"/>
+        </w:rPr>
+        <w:t>Ольга Викторовна, а если мы проиграем? Что тогда?</w:t>
+      </w:r>
+    </w:p>
+    <w:p>
+      <w:pPr>
+        <w:spacing w:before="0" w:after="110" w:line="300" w:lineRule="auto"/>
+      </w:pPr>
+      <w:r>
+        <w:rPr>
+          <w:rFonts w:ascii="Times New Roman" w:hAnsi="Times New Roman" w:eastAsia="Malgun Gothic"/>
+          <w:b/>
+          <w:i w:val="0"/>
+          <w:sz w:val="22"/>
+        </w:rPr>
+        <w:t xml:space="preserve">Ольга: </w:t>
+      </w:r>
+      <w:r>
+        <w:rPr>
+          <w:rFonts w:ascii="Times New Roman" w:hAnsi="Times New Roman" w:eastAsia="Malgun Gothic"/>
+          <w:b w:val="0"/>
+          <w:i w:val="0"/>
+          <w:sz w:val="22"/>
+        </w:rPr>
+        <w:t>Тогда мы проиграем, попытавшись. Это лучше, чем проиграть, даже не начав борьбу.</w:t>
+      </w:r>
+    </w:p>
+    <w:p>
+      <w:pPr>
+        <w:spacing w:before="0" w:after="110" w:line="300" w:lineRule="auto"/>
+      </w:pPr>
+      <w:r>
+        <w:rPr>
+          <w:rFonts w:ascii="Times New Roman" w:hAnsi="Times New Roman" w:eastAsia="Malgun Gothic"/>
+          <w:b/>
+          <w:i w:val="0"/>
+          <w:sz w:val="22"/>
+        </w:rPr>
+        <w:t xml:space="preserve">Михаил: </w:t>
+      </w:r>
+      <w:r>
+        <w:rPr>
+          <w:rFonts w:ascii="Times New Roman" w:hAnsi="Times New Roman" w:eastAsia="Malgun Gothic"/>
+          <w:b w:val="0"/>
+          <w:i w:val="0"/>
+          <w:sz w:val="22"/>
+        </w:rPr>
+        <w:t>Молодым легко так говорить. Мне восемьдесят три года. Я не хочу умереть в бетонной коробке вдали от реки, где похоронены мои родители.</w:t>
+      </w:r>
+    </w:p>
+    <w:p>
+      <w:pPr>
+        <w:spacing w:before="0" w:after="110" w:line="300" w:lineRule="auto"/>
+      </w:pPr>
+      <w:r>
+        <w:rPr>
+          <w:rFonts w:ascii="Times New Roman" w:hAnsi="Times New Roman" w:eastAsia="Malgun Gothic"/>
+          <w:b/>
+          <w:i w:val="0"/>
+          <w:sz w:val="22"/>
+        </w:rPr>
+        <w:t xml:space="preserve">Лёша: </w:t>
+      </w:r>
+      <w:r>
+        <w:rPr>
+          <w:rFonts w:ascii="Times New Roman" w:hAnsi="Times New Roman" w:eastAsia="Malgun Gothic"/>
+          <w:b w:val="0"/>
+          <w:i w:val="0"/>
+          <w:sz w:val="22"/>
+        </w:rPr>
+        <w:t>Вам ведь обещали квартиру со всеми удобствами?</w:t>
+      </w:r>
+    </w:p>
+    <w:p>
+      <w:pPr>
+        <w:spacing w:before="0" w:after="110" w:line="300" w:lineRule="auto"/>
+      </w:pPr>
+      <w:r>
+        <w:rPr>
+          <w:rFonts w:ascii="Times New Roman" w:hAnsi="Times New Roman" w:eastAsia="Malgun Gothic"/>
+          <w:b/>
+          <w:i w:val="0"/>
+          <w:sz w:val="22"/>
+        </w:rPr>
+        <w:t xml:space="preserve">Михаил: </w:t>
+      </w:r>
+      <w:r>
+        <w:rPr>
+          <w:rFonts w:ascii="Times New Roman" w:hAnsi="Times New Roman" w:eastAsia="Malgun Gothic"/>
+          <w:b w:val="0"/>
+          <w:i w:val="0"/>
+          <w:sz w:val="22"/>
+        </w:rPr>
+        <w:t>Обещали. Горячую воду, лифт, магазин под окном. Рай, говорят.</w:t>
+      </w:r>
+    </w:p>
+    <w:p>
+      <w:pPr>
+        <w:spacing w:before="0" w:after="110" w:line="300" w:lineRule="auto"/>
+      </w:pPr>
+      <w:r>
+        <w:rPr>
+          <w:rFonts w:ascii="Times New Roman" w:hAnsi="Times New Roman" w:eastAsia="Malgun Gothic"/>
+          <w:b/>
+          <w:i w:val="0"/>
+          <w:sz w:val="22"/>
+        </w:rPr>
+        <w:t xml:space="preserve">Лёша: </w:t>
+      </w:r>
+      <w:r>
+        <w:rPr>
+          <w:rFonts w:ascii="Times New Roman" w:hAnsi="Times New Roman" w:eastAsia="Malgun Gothic"/>
+          <w:b w:val="0"/>
+          <w:i w:val="0"/>
+          <w:sz w:val="22"/>
+        </w:rPr>
+        <w:t>У Есенина есть такие строчки: «Если крикнет рать святая: „Кинь ты Русь, живи в раю!“ Я скажу: „Не надо рая, дайте родину мою“».</w:t>
+      </w:r>
+    </w:p>
+    <w:p>
+      <w:pPr>
+        <w:spacing w:before="0" w:after="110" w:line="300" w:lineRule="auto"/>
+      </w:pPr>
+      <w:r>
+        <w:rPr>
+          <w:rFonts w:ascii="Times New Roman" w:hAnsi="Times New Roman" w:eastAsia="Malgun Gothic"/>
+          <w:b/>
+          <w:i w:val="0"/>
+          <w:sz w:val="22"/>
+        </w:rPr>
+        <w:t xml:space="preserve">Михаил: </w:t>
       </w:r>
       <w:r>
         <w:rPr>
@@ -3119,7 +3410,7 @@
           <w:color w:val="555555"/>
           <w:sz w:val="22"/>
         </w:rPr>
-        <w:t>(из машины)</w:t>
+        <w:t>(долго молчит)</w:t>
       </w:r>
       <w:r>
         <w:rPr>
@@ -3128,7 +3419,7 @@
           <w:i w:val="0"/>
           <w:sz w:val="22"/>
         </w:rPr>
-        <w:t xml:space="preserve"> И пусть Алексей садится за руль. Он молодой, пусть следит за дорогой, а мы с вами поспорим о философии.</w:t>
+        <w:t xml:space="preserve"> Хорошо сказал твой Есенин. Будто у нас в тайге жил.</w:t>
       </w:r>
     </w:p>
     <w:p>
@@ -3151,7 +3442,7 @@
           <w:i w:val="0"/>
           <w:sz w:val="22"/>
         </w:rPr>
-        <w:t>Я тоже хочу поспорить о философии.</w:t>
+        <w:t>Он сам был из деревни, из-под Рязани. Всю жизнь писал про то, что оставил.</w:t>
       </w:r>
     </w:p>
     <w:p>
@@ -3165,7 +3456,7 @@
           <w:i w:val="0"/>
           <w:sz w:val="22"/>
         </w:rPr>
-        <w:t xml:space="preserve">Ольга: </w:t>
+        <w:t xml:space="preserve">Михаил: </w:t>
       </w:r>
       <w:r>
         <w:rPr>
@@ -3174,11 +3465,237 @@
           <w:i w:val="0"/>
           <w:sz w:val="22"/>
         </w:rPr>
-        <w:t>Заслужите, Алексей. Сначала довезите нас живыми.</w:t>
+        <w:t>Вот видишь. Оставил — и всю жизнь писал. А мы не хотим оставлять, чтобы потом только писать.</w:t>
       </w:r>
     </w:p>
     <w:p>
       <w:pPr>
+        <w:spacing w:before="0" w:after="110" w:line="300" w:lineRule="auto"/>
+      </w:pPr>
+      <w:r>
+        <w:rPr>
+          <w:rFonts w:ascii="Times New Roman" w:hAnsi="Times New Roman" w:eastAsia="Malgun Gothic"/>
+          <w:b/>
+          <w:i w:val="0"/>
+          <w:sz w:val="22"/>
+        </w:rPr>
+        <w:t xml:space="preserve">Быков: </w:t>
+      </w:r>
+      <w:r>
+        <w:rPr>
+          <w:rFonts w:ascii="Times New Roman" w:hAnsi="Times New Roman" w:eastAsia="Malgun Gothic"/>
+          <w:b w:val="0"/>
+          <w:i w:val="0"/>
+          <w:sz w:val="22"/>
+        </w:rPr>
+        <w:t>Михаил Егорович, я обещать победу не могу. Но могу обещать, что мы сделаем всё, что в наших силах, по закону.</w:t>
+      </w:r>
+    </w:p>
+    <w:p>
+      <w:pPr>
+        <w:spacing w:before="0" w:after="110" w:line="300" w:lineRule="auto"/>
+      </w:pPr>
+      <w:r>
+        <w:rPr>
+          <w:rFonts w:ascii="Times New Roman" w:hAnsi="Times New Roman" w:eastAsia="Malgun Gothic"/>
+          <w:b/>
+          <w:i w:val="0"/>
+          <w:sz w:val="22"/>
+        </w:rPr>
+        <w:t xml:space="preserve">Михаил: </w:t>
+      </w:r>
+      <w:r>
+        <w:rPr>
+          <w:rFonts w:ascii="Times New Roman" w:hAnsi="Times New Roman" w:eastAsia="Malgun Gothic"/>
+          <w:b w:val="0"/>
+          <w:i w:val="0"/>
+          <w:sz w:val="22"/>
+        </w:rPr>
+        <w:t>А если закона окажется недостаточно?</w:t>
+      </w:r>
+    </w:p>
+    <w:p>
+      <w:pPr>
+        <w:spacing w:before="0" w:after="110" w:line="300" w:lineRule="auto"/>
+      </w:pPr>
+      <w:r>
+        <w:rPr>
+          <w:rFonts w:ascii="Times New Roman" w:hAnsi="Times New Roman" w:eastAsia="Malgun Gothic"/>
+          <w:b/>
+          <w:i w:val="0"/>
+          <w:sz w:val="22"/>
+        </w:rPr>
+        <w:t xml:space="preserve">Лёша: </w:t>
+      </w:r>
+      <w:r>
+        <w:rPr>
+          <w:rFonts w:ascii="Times New Roman" w:hAnsi="Times New Roman" w:eastAsia="Malgun Gothic"/>
+          <w:b w:val="0"/>
+          <w:i w:val="0"/>
+          <w:sz w:val="22"/>
+        </w:rPr>
+        <w:t>Тогда мы найдём способ, чтобы о вас узнала вся страна. Есть журналист, которому мы доверяем.</w:t>
+      </w:r>
+    </w:p>
+    <w:p>
+      <w:pPr>
+        <w:spacing w:before="0" w:after="110" w:line="300" w:lineRule="auto"/>
+      </w:pPr>
+      <w:r>
+        <w:rPr>
+          <w:rFonts w:ascii="Times New Roman" w:hAnsi="Times New Roman" w:eastAsia="Malgun Gothic"/>
+          <w:b/>
+          <w:i w:val="0"/>
+          <w:sz w:val="22"/>
+        </w:rPr>
+        <w:t xml:space="preserve">Ольга: </w:t>
+      </w:r>
+      <w:r>
+        <w:rPr>
+          <w:rFonts w:ascii="Times New Roman" w:hAnsi="Times New Roman" w:eastAsia="Malgun Gothic"/>
+          <w:b w:val="0"/>
+          <w:i w:val="0"/>
+          <w:sz w:val="22"/>
+        </w:rPr>
+        <w:t>Дарья Волкова?</w:t>
+      </w:r>
+    </w:p>
+    <w:p>
+      <w:pPr>
+        <w:spacing w:before="0" w:after="110" w:line="300" w:lineRule="auto"/>
+      </w:pPr>
+      <w:r>
+        <w:rPr>
+          <w:rFonts w:ascii="Times New Roman" w:hAnsi="Times New Roman" w:eastAsia="Malgun Gothic"/>
+          <w:b/>
+          <w:i w:val="0"/>
+          <w:sz w:val="22"/>
+        </w:rPr>
+        <w:t xml:space="preserve">Лёша: </w:t>
+      </w:r>
+      <w:r>
+        <w:rPr>
+          <w:rFonts w:ascii="Times New Roman" w:hAnsi="Times New Roman" w:eastAsia="Malgun Gothic"/>
+          <w:b w:val="0"/>
+          <w:i w:val="0"/>
+          <w:sz w:val="22"/>
+        </w:rPr>
+        <w:t>Вы её знаете?</w:t>
+      </w:r>
+    </w:p>
+    <w:p>
+      <w:pPr>
+        <w:spacing w:before="0" w:after="110" w:line="300" w:lineRule="auto"/>
+      </w:pPr>
+      <w:r>
+        <w:rPr>
+          <w:rFonts w:ascii="Times New Roman" w:hAnsi="Times New Roman" w:eastAsia="Malgun Gothic"/>
+          <w:b/>
+          <w:i w:val="0"/>
+          <w:sz w:val="22"/>
+        </w:rPr>
+        <w:t xml:space="preserve">Ольга: </w:t>
+      </w:r>
+      <w:r>
+        <w:rPr>
+          <w:rFonts w:ascii="Times New Roman" w:hAnsi="Times New Roman" w:eastAsia="Malgun Gothic"/>
+          <w:b w:val="0"/>
+          <w:i w:val="0"/>
+          <w:sz w:val="22"/>
+        </w:rPr>
+        <w:t>Работали вместе над темой вырубки леса два года назад. Хорошая журналистка. Опасная — в хорошем смысле.</w:t>
+      </w:r>
+    </w:p>
+    <w:p>
+      <w:pPr>
+        <w:spacing w:before="0" w:after="110" w:line="300" w:lineRule="auto"/>
+      </w:pPr>
+      <w:r>
+        <w:rPr>
+          <w:rFonts w:ascii="Times New Roman" w:hAnsi="Times New Roman" w:eastAsia="Malgun Gothic"/>
+          <w:b/>
+          <w:i w:val="0"/>
+          <w:sz w:val="22"/>
+        </w:rPr>
+        <w:t xml:space="preserve">Михаил: </w:t>
+      </w:r>
+      <w:r>
+        <w:rPr>
+          <w:rFonts w:ascii="Times New Roman" w:hAnsi="Times New Roman" w:eastAsia="Malgun Gothic"/>
+          <w:b w:val="0"/>
+          <w:i w:val="0"/>
+          <w:sz w:val="22"/>
+        </w:rPr>
+        <w:t>Опасная — это хорошо. Нам здесь безопасные уже надоели. Приезжали, кивали, уезжали.</w:t>
+      </w:r>
+    </w:p>
+    <w:p>
+      <w:pPr>
+        <w:spacing w:before="0" w:after="110" w:line="300" w:lineRule="auto"/>
+      </w:pPr>
+      <w:r>
+        <w:rPr>
+          <w:rFonts w:ascii="Times New Roman" w:hAnsi="Times New Roman" w:eastAsia="Malgun Gothic"/>
+          <w:b/>
+          <w:i w:val="0"/>
+          <w:sz w:val="22"/>
+        </w:rPr>
+        <w:t xml:space="preserve">Быков: </w:t>
+      </w:r>
+      <w:r>
+        <w:rPr>
+          <w:rFonts w:ascii="Times New Roman" w:hAnsi="Times New Roman" w:eastAsia="Malgun Gothic"/>
+          <w:b w:val="0"/>
+          <w:i w:val="0"/>
+          <w:sz w:val="22"/>
+        </w:rPr>
+        <w:t>Мы тоже уедем, Михаил Егорович. Но вернёмся. С бумагами на нашем языке и на вашем.</w:t>
+      </w:r>
+    </w:p>
+    <w:p>
+      <w:pPr>
+        <w:spacing w:before="0" w:after="110" w:line="300" w:lineRule="auto"/>
+      </w:pPr>
+      <w:r>
+        <w:rPr>
+          <w:rFonts w:ascii="Times New Roman" w:hAnsi="Times New Roman" w:eastAsia="Malgun Gothic"/>
+          <w:b/>
+          <w:i w:val="0"/>
+          <w:sz w:val="22"/>
+        </w:rPr>
+        <w:t xml:space="preserve">Михаил: </w:t>
+      </w:r>
+      <w:r>
+        <w:rPr>
+          <w:rFonts w:ascii="Times New Roman" w:hAnsi="Times New Roman" w:eastAsia="Malgun Gothic"/>
+          <w:b w:val="0"/>
+          <w:i w:val="0"/>
+          <w:sz w:val="22"/>
+        </w:rPr>
+        <w:t xml:space="preserve">На нашем бумаг не пишут, Виктор Петрович. На нашем поют. </w:t>
+      </w:r>
+      <w:r>
+        <w:rPr>
+          <w:rFonts w:ascii="Times New Roman" w:hAnsi="Times New Roman" w:eastAsia="Malgun Gothic"/>
+          <w:b w:val="0"/>
+          <w:i/>
+          <w:color w:val="555555"/>
+          <w:sz w:val="22"/>
+        </w:rPr>
+        <w:t>(пауза)</w:t>
+      </w:r>
+      <w:r>
+        <w:rPr>
+          <w:rFonts w:ascii="Times New Roman" w:hAnsi="Times New Roman" w:eastAsia="Malgun Gothic"/>
+          <w:b w:val="0"/>
+          <w:i w:val="0"/>
+          <w:sz w:val="22"/>
+        </w:rPr>
+        <w:t xml:space="preserve"> Ладно. Возвращайтесь хоть с какими.</w:t>
+      </w:r>
+    </w:p>
+    <w:p>
+      <w:pPr>
         <w:keepNext/>
         <w:spacing w:before="320" w:after="140"/>
       </w:pPr>
@@ -3190,12 +3707,12 @@
           <w:color w:val="1F3864"/>
           <w:sz w:val="26"/>
         </w:rPr>
-        <w:t>핵심 문학 인용</w:t>
+        <w:t>장면 8 — 마무리, 돌아가는 길</w:t>
       </w:r>
     </w:p>
     <w:p>
       <w:pPr>
-        <w:spacing w:before="0" w:after="120"/>
+        <w:spacing w:before="0" w:after="110" w:line="300" w:lineRule="auto"/>
       </w:pPr>
       <w:r>
         <w:rPr>
@@ -3204,7 +3721,7 @@
           <w:i w:val="0"/>
           <w:sz w:val="22"/>
         </w:rPr>
-        <w:t>Русская пословица: «Где родился, там и пригодился»</w:t>
+        <w:t xml:space="preserve">Лёша: </w:t>
       </w:r>
       <w:r>
         <w:rPr>
@@ -3213,11 +3730,434 @@
           <w:i w:val="0"/>
           <w:sz w:val="22"/>
         </w:rPr>
-        <w:t xml:space="preserve"> — 한국어 해설: 태어난 곳에서 쓸모 있는 사람이 된다, 곧 사람은 제 고향 땅에서 제 몫을 한다는 뜻의 속담. 장면 4에서 83세 원로 미하일이 “저쪽이 더 낫다, 문명이 있다”며 이주를 권하는 사람들에게 “노인들은 늘 이렇게 말했다”며 꺼낸다. “여기서 태어났으니 여기서 쓸모 있겠다, 살아서든 땅속에서든”이라는 덧붙임이 장면 6의 “부모 무덤 곁을 떠나 콘크리트 상자에서 죽고 싶지 않다”와 이어진다. 서류 위의 ‘보상’과 땅에 뿌리박은 삶의 논리가 부딪히는 대목.</w:t>
+        <w:t>Виктор Петрович, теперь у нас три дела против одного человека одновременно.</w:t>
       </w:r>
     </w:p>
     <w:p>
       <w:pPr>
+        <w:spacing w:before="0" w:after="110" w:line="300" w:lineRule="auto"/>
+      </w:pPr>
+      <w:r>
+        <w:rPr>
+          <w:rFonts w:ascii="Times New Roman" w:hAnsi="Times New Roman" w:eastAsia="Malgun Gothic"/>
+          <w:b/>
+          <w:i w:val="0"/>
+          <w:sz w:val="22"/>
+        </w:rPr>
+        <w:t xml:space="preserve">Быков: </w:t>
+      </w:r>
+      <w:r>
+        <w:rPr>
+          <w:rFonts w:ascii="Times New Roman" w:hAnsi="Times New Roman" w:eastAsia="Malgun Gothic"/>
+          <w:b w:val="0"/>
+          <w:i w:val="0"/>
+          <w:sz w:val="22"/>
+        </w:rPr>
+        <w:t>Четыре, если считать угрозы твоей семье отдельным делом.</w:t>
+      </w:r>
+    </w:p>
+    <w:p>
+      <w:pPr>
+        <w:spacing w:before="0" w:after="110" w:line="300" w:lineRule="auto"/>
+      </w:pPr>
+      <w:r>
+        <w:rPr>
+          <w:rFonts w:ascii="Times New Roman" w:hAnsi="Times New Roman" w:eastAsia="Malgun Gothic"/>
+          <w:b/>
+          <w:i w:val="0"/>
+          <w:sz w:val="22"/>
+        </w:rPr>
+        <w:t xml:space="preserve">Лёша: </w:t>
+      </w:r>
+      <w:r>
+        <w:rPr>
+          <w:rFonts w:ascii="Times New Roman" w:hAnsi="Times New Roman" w:eastAsia="Malgun Gothic"/>
+          <w:b w:val="0"/>
+          <w:i w:val="0"/>
+          <w:sz w:val="22"/>
+        </w:rPr>
+        <w:t>Вы шутите?</w:t>
+      </w:r>
+    </w:p>
+    <w:p>
+      <w:pPr>
+        <w:spacing w:before="0" w:after="110" w:line="300" w:lineRule="auto"/>
+      </w:pPr>
+      <w:r>
+        <w:rPr>
+          <w:rFonts w:ascii="Times New Roman" w:hAnsi="Times New Roman" w:eastAsia="Malgun Gothic"/>
+          <w:b/>
+          <w:i w:val="0"/>
+          <w:sz w:val="22"/>
+        </w:rPr>
+        <w:t xml:space="preserve">Быков: </w:t>
+      </w:r>
+      <w:r>
+        <w:rPr>
+          <w:rFonts w:ascii="Times New Roman" w:hAnsi="Times New Roman" w:eastAsia="Malgun Gothic"/>
+          <w:b w:val="0"/>
+          <w:i w:val="0"/>
+          <w:sz w:val="22"/>
+        </w:rPr>
+        <w:t>Наполовину. Вторая половина — не шутка.</w:t>
+      </w:r>
+    </w:p>
+    <w:p>
+      <w:pPr>
+        <w:spacing w:before="0" w:after="110" w:line="300" w:lineRule="auto"/>
+      </w:pPr>
+      <w:r>
+        <w:rPr>
+          <w:rFonts w:ascii="Times New Roman" w:hAnsi="Times New Roman" w:eastAsia="Malgun Gothic"/>
+          <w:b/>
+          <w:i w:val="0"/>
+          <w:sz w:val="22"/>
+        </w:rPr>
+        <w:t xml:space="preserve">Лёша: </w:t>
+      </w:r>
+      <w:r>
+        <w:rPr>
+          <w:rFonts w:ascii="Times New Roman" w:hAnsi="Times New Roman" w:eastAsia="Malgun Gothic"/>
+          <w:b w:val="0"/>
+          <w:i w:val="0"/>
+          <w:sz w:val="22"/>
+        </w:rPr>
+        <w:t>Мы справимся?</w:t>
+      </w:r>
+    </w:p>
+    <w:p>
+      <w:pPr>
+        <w:spacing w:before="0" w:after="110" w:line="300" w:lineRule="auto"/>
+      </w:pPr>
+      <w:r>
+        <w:rPr>
+          <w:rFonts w:ascii="Times New Roman" w:hAnsi="Times New Roman" w:eastAsia="Malgun Gothic"/>
+          <w:b/>
+          <w:i w:val="0"/>
+          <w:sz w:val="22"/>
+        </w:rPr>
+        <w:t xml:space="preserve">Быков: </w:t>
+      </w:r>
+      <w:r>
+        <w:rPr>
+          <w:rFonts w:ascii="Times New Roman" w:hAnsi="Times New Roman" w:eastAsia="Malgun Gothic"/>
+          <w:b w:val="0"/>
+          <w:i w:val="0"/>
+          <w:sz w:val="22"/>
+        </w:rPr>
+        <w:t>Не знаю, Алексей. Но впервые я чувствую, что мы не просто защищаем отдельных людей.</w:t>
+      </w:r>
+    </w:p>
+    <w:p>
+      <w:pPr>
+        <w:spacing w:before="0" w:after="110" w:line="300" w:lineRule="auto"/>
+      </w:pPr>
+      <w:r>
+        <w:rPr>
+          <w:rFonts w:ascii="Times New Roman" w:hAnsi="Times New Roman" w:eastAsia="Malgun Gothic"/>
+          <w:b/>
+          <w:i w:val="0"/>
+          <w:sz w:val="22"/>
+        </w:rPr>
+        <w:t xml:space="preserve">Лёша: </w:t>
+      </w:r>
+      <w:r>
+        <w:rPr>
+          <w:rFonts w:ascii="Times New Roman" w:hAnsi="Times New Roman" w:eastAsia="Malgun Gothic"/>
+          <w:b w:val="0"/>
+          <w:i w:val="0"/>
+          <w:sz w:val="22"/>
+        </w:rPr>
+        <w:t>А что тогда?</w:t>
+      </w:r>
+    </w:p>
+    <w:p>
+      <w:pPr>
+        <w:spacing w:before="0" w:after="110" w:line="300" w:lineRule="auto"/>
+      </w:pPr>
+      <w:r>
+        <w:rPr>
+          <w:rFonts w:ascii="Times New Roman" w:hAnsi="Times New Roman" w:eastAsia="Malgun Gothic"/>
+          <w:b/>
+          <w:i w:val="0"/>
+          <w:sz w:val="22"/>
+        </w:rPr>
+        <w:t xml:space="preserve">Быков: </w:t>
+      </w:r>
+      <w:r>
+        <w:rPr>
+          <w:rFonts w:ascii="Times New Roman" w:hAnsi="Times New Roman" w:eastAsia="Malgun Gothic"/>
+          <w:b w:val="0"/>
+          <w:i w:val="0"/>
+          <w:sz w:val="22"/>
+        </w:rPr>
+        <w:t>Мы, кажется, начинаем защищать саму идею, что закон должен значить что-то для всех — для рабочего с «Сибзавода», для ткачихи с «Новтекса», для старика из Тайболы. Это уже не одно дело, Алексей. Это начало чего-то большего.</w:t>
+      </w:r>
+    </w:p>
+    <w:p>
+      <w:pPr>
+        <w:spacing w:before="0" w:after="110" w:line="300" w:lineRule="auto"/>
+      </w:pPr>
+      <w:r>
+        <w:rPr>
+          <w:rFonts w:ascii="Times New Roman" w:hAnsi="Times New Roman" w:eastAsia="Malgun Gothic"/>
+          <w:b/>
+          <w:i w:val="0"/>
+          <w:sz w:val="22"/>
+        </w:rPr>
+        <w:t xml:space="preserve">Лёша: </w:t>
+      </w:r>
+      <w:r>
+        <w:rPr>
+          <w:rFonts w:ascii="Times New Roman" w:hAnsi="Times New Roman" w:eastAsia="Malgun Gothic"/>
+          <w:b w:val="0"/>
+          <w:i w:val="0"/>
+          <w:sz w:val="22"/>
+        </w:rPr>
+        <w:t>Громов сказал, что люди в смету не входят. У меня эта фраза из головы не идёт.</w:t>
+      </w:r>
+    </w:p>
+    <w:p>
+      <w:pPr>
+        <w:spacing w:before="0" w:after="110" w:line="300" w:lineRule="auto"/>
+      </w:pPr>
+      <w:r>
+        <w:rPr>
+          <w:rFonts w:ascii="Times New Roman" w:hAnsi="Times New Roman" w:eastAsia="Malgun Gothic"/>
+          <w:b/>
+          <w:i w:val="0"/>
+          <w:sz w:val="22"/>
+        </w:rPr>
+        <w:t xml:space="preserve">Быков: </w:t>
+      </w:r>
+      <w:r>
+        <w:rPr>
+          <w:rFonts w:ascii="Times New Roman" w:hAnsi="Times New Roman" w:eastAsia="Malgun Gothic"/>
+          <w:b w:val="0"/>
+          <w:i w:val="0"/>
+          <w:sz w:val="22"/>
+        </w:rPr>
+        <w:t>И не должна идти. Запиши её, Алексей. Когда-нибудь ты зачитаешь её в суде — и судья поймёт больше, чем из сорока страниц экспертизы.</w:t>
+      </w:r>
+    </w:p>
+    <w:p>
+      <w:pPr>
+        <w:spacing w:before="0" w:after="110" w:line="300" w:lineRule="auto"/>
+      </w:pPr>
+      <w:r>
+        <w:rPr>
+          <w:rFonts w:ascii="Times New Roman" w:hAnsi="Times New Roman" w:eastAsia="Malgun Gothic"/>
+          <w:b/>
+          <w:i w:val="0"/>
+          <w:sz w:val="22"/>
+        </w:rPr>
+        <w:t xml:space="preserve">Лёша: </w:t>
+      </w:r>
+      <w:r>
+        <w:rPr>
+          <w:rFonts w:ascii="Times New Roman" w:hAnsi="Times New Roman" w:eastAsia="Malgun Gothic"/>
+          <w:b w:val="0"/>
+          <w:i w:val="0"/>
+          <w:sz w:val="22"/>
+        </w:rPr>
+        <w:t>А Михаил Егорович? Он верит, что мы вернёмся?</w:t>
+      </w:r>
+    </w:p>
+    <w:p>
+      <w:pPr>
+        <w:spacing w:before="0" w:after="110" w:line="300" w:lineRule="auto"/>
+      </w:pPr>
+      <w:r>
+        <w:rPr>
+          <w:rFonts w:ascii="Times New Roman" w:hAnsi="Times New Roman" w:eastAsia="Malgun Gothic"/>
+          <w:b/>
+          <w:i w:val="0"/>
+          <w:sz w:val="22"/>
+        </w:rPr>
+        <w:t xml:space="preserve">Быков: </w:t>
+      </w:r>
+      <w:r>
+        <w:rPr>
+          <w:rFonts w:ascii="Times New Roman" w:hAnsi="Times New Roman" w:eastAsia="Malgun Gothic"/>
+          <w:b w:val="0"/>
+          <w:i w:val="0"/>
+          <w:sz w:val="22"/>
+        </w:rPr>
+        <w:t>Он верит тому, что видел. Видел, что мы приехали. Теперь ему нужно увидеть, что мы вернулись. Остальное — слова.</w:t>
+      </w:r>
+    </w:p>
+    <w:p>
+      <w:pPr>
+        <w:spacing w:before="0" w:after="110" w:line="300" w:lineRule="auto"/>
+      </w:pPr>
+      <w:r>
+        <w:rPr>
+          <w:rFonts w:ascii="Times New Roman" w:hAnsi="Times New Roman" w:eastAsia="Malgun Gothic"/>
+          <w:b/>
+          <w:i w:val="0"/>
+          <w:sz w:val="22"/>
+        </w:rPr>
+        <w:t xml:space="preserve">Ольга: </w:t>
+      </w:r>
+      <w:r>
+        <w:rPr>
+          <w:rFonts w:ascii="Times New Roman" w:hAnsi="Times New Roman" w:eastAsia="Malgun Gothic"/>
+          <w:b w:val="0"/>
+          <w:i/>
+          <w:color w:val="555555"/>
+          <w:sz w:val="22"/>
+        </w:rPr>
+        <w:t>(из машины позади)</w:t>
+      </w:r>
+      <w:r>
+        <w:rPr>
+          <w:rFonts w:ascii="Times New Roman" w:hAnsi="Times New Roman" w:eastAsia="Malgun Gothic"/>
+          <w:b w:val="0"/>
+          <w:i w:val="0"/>
+          <w:sz w:val="22"/>
+        </w:rPr>
+        <w:t xml:space="preserve"> Виктор Петрович, вы, как всегда, философствуете, когда пора выезжать. Дорога длинная, а стемнеет быстро.</w:t>
+      </w:r>
+    </w:p>
+    <w:p>
+      <w:pPr>
+        <w:spacing w:before="0" w:after="110" w:line="300" w:lineRule="auto"/>
+      </w:pPr>
+      <w:r>
+        <w:rPr>
+          <w:rFonts w:ascii="Times New Roman" w:hAnsi="Times New Roman" w:eastAsia="Malgun Gothic"/>
+          <w:b/>
+          <w:i w:val="0"/>
+          <w:sz w:val="22"/>
+        </w:rPr>
+        <w:t xml:space="preserve">Быков: </w:t>
+      </w:r>
+      <w:r>
+        <w:rPr>
+          <w:rFonts w:ascii="Times New Roman" w:hAnsi="Times New Roman" w:eastAsia="Malgun Gothic"/>
+          <w:b w:val="0"/>
+          <w:i w:val="0"/>
+          <w:sz w:val="22"/>
+        </w:rPr>
+        <w:t xml:space="preserve">Иду, Ольга, иду. </w:t>
+      </w:r>
+      <w:r>
+        <w:rPr>
+          <w:rFonts w:ascii="Times New Roman" w:hAnsi="Times New Roman" w:eastAsia="Malgun Gothic"/>
+          <w:b w:val="0"/>
+          <w:i/>
+          <w:color w:val="555555"/>
+          <w:sz w:val="22"/>
+        </w:rPr>
+        <w:t>(Лёше)</w:t>
+      </w:r>
+      <w:r>
+        <w:rPr>
+          <w:rFonts w:ascii="Times New Roman" w:hAnsi="Times New Roman" w:eastAsia="Malgun Gothic"/>
+          <w:b w:val="0"/>
+          <w:i w:val="0"/>
+          <w:sz w:val="22"/>
+        </w:rPr>
+        <w:t xml:space="preserve"> Запомни этот момент, Алексей. Такие союзы случаются редко.</w:t>
+      </w:r>
+    </w:p>
+    <w:p>
+      <w:pPr>
+        <w:spacing w:before="0" w:after="110" w:line="300" w:lineRule="auto"/>
+      </w:pPr>
+      <w:r>
+        <w:rPr>
+          <w:rFonts w:ascii="Times New Roman" w:hAnsi="Times New Roman" w:eastAsia="Malgun Gothic"/>
+          <w:b/>
+          <w:i w:val="0"/>
+          <w:sz w:val="22"/>
+        </w:rPr>
+        <w:t xml:space="preserve">Ольга: </w:t>
+      </w:r>
+      <w:r>
+        <w:rPr>
+          <w:rFonts w:ascii="Times New Roman" w:hAnsi="Times New Roman" w:eastAsia="Malgun Gothic"/>
+          <w:b w:val="0"/>
+          <w:i/>
+          <w:color w:val="555555"/>
+          <w:sz w:val="22"/>
+        </w:rPr>
+        <w:t>(из машины)</w:t>
+      </w:r>
+      <w:r>
+        <w:rPr>
+          <w:rFonts w:ascii="Times New Roman" w:hAnsi="Times New Roman" w:eastAsia="Malgun Gothic"/>
+          <w:b w:val="0"/>
+          <w:i w:val="0"/>
+          <w:sz w:val="22"/>
+        </w:rPr>
+        <w:t xml:space="preserve"> И пусть Алексей садится за руль. Он молодой, пусть следит за дорогой, а мы с вами поспорим о философии.</w:t>
+      </w:r>
+    </w:p>
+    <w:p>
+      <w:pPr>
+        <w:spacing w:before="0" w:after="110" w:line="300" w:lineRule="auto"/>
+      </w:pPr>
+      <w:r>
+        <w:rPr>
+          <w:rFonts w:ascii="Times New Roman" w:hAnsi="Times New Roman" w:eastAsia="Malgun Gothic"/>
+          <w:b/>
+          <w:i w:val="0"/>
+          <w:sz w:val="22"/>
+        </w:rPr>
+        <w:t xml:space="preserve">Лёша: </w:t>
+      </w:r>
+      <w:r>
+        <w:rPr>
+          <w:rFonts w:ascii="Times New Roman" w:hAnsi="Times New Roman" w:eastAsia="Malgun Gothic"/>
+          <w:b w:val="0"/>
+          <w:i w:val="0"/>
+          <w:sz w:val="22"/>
+        </w:rPr>
+        <w:t>Я тоже хочу поспорить о философии.</w:t>
+      </w:r>
+    </w:p>
+    <w:p>
+      <w:pPr>
+        <w:spacing w:before="0" w:after="110" w:line="300" w:lineRule="auto"/>
+      </w:pPr>
+      <w:r>
+        <w:rPr>
+          <w:rFonts w:ascii="Times New Roman" w:hAnsi="Times New Roman" w:eastAsia="Malgun Gothic"/>
+          <w:b/>
+          <w:i w:val="0"/>
+          <w:sz w:val="22"/>
+        </w:rPr>
+        <w:t xml:space="preserve">Ольга: </w:t>
+      </w:r>
+      <w:r>
+        <w:rPr>
+          <w:rFonts w:ascii="Times New Roman" w:hAnsi="Times New Roman" w:eastAsia="Malgun Gothic"/>
+          <w:b w:val="0"/>
+          <w:i w:val="0"/>
+          <w:sz w:val="22"/>
+        </w:rPr>
+        <w:t>Заслужите, Алексей. Сначала довезите нас живыми.</w:t>
+      </w:r>
+    </w:p>
+    <w:p>
+      <w:pPr>
+        <w:keepNext/>
+        <w:spacing w:before="320" w:after="140"/>
+      </w:pPr>
+      <w:r>
+        <w:rPr>
+          <w:rFonts w:ascii="Times New Roman" w:hAnsi="Times New Roman" w:eastAsia="Malgun Gothic"/>
+          <w:b/>
+          <w:i w:val="0"/>
+          <w:color w:val="1F3864"/>
+          <w:sz w:val="26"/>
+        </w:rPr>
+        <w:t>핵심 문학 인용</w:t>
+      </w:r>
+    </w:p>
+    <w:p>
+      <w:pPr>
         <w:spacing w:before="0" w:after="120"/>
       </w:pPr>
       <w:r>
@@ -3227,6 +4167,29 @@
           <w:i w:val="0"/>
           <w:sz w:val="22"/>
         </w:rPr>
+        <w:t>Русская пословица: «Где родился, там и пригодился»</w:t>
+      </w:r>
+      <w:r>
+        <w:rPr>
+          <w:rFonts w:ascii="Times New Roman" w:hAnsi="Times New Roman" w:eastAsia="Malgun Gothic"/>
+          <w:b w:val="0"/>
+          <w:i w:val="0"/>
+          <w:sz w:val="22"/>
+        </w:rPr>
+        <w:t xml:space="preserve"> — 한국어 해설: 태어난 곳에서 쓸모 있는 사람이 된다, 곧 사람은 제 고향 땅에서 제 몫을 한다는 뜻의 속담. 장면 4에서 83세 원로 미하일이 “저쪽이 더 낫다, 문명이 있다”며 이주를 권하는 사람들에게 “노인들은 늘 이렇게 말했다”며 꺼낸다. “여기서 태어났으니 여기서 쓸모 있겠다, 살아서든 땅속에서든”이라는 덧붙임이 장면 7의 “부모 무덤 곁을 떠나 콘크리트 상자에서 죽고 싶지 않다”와 이어진다. 서류 위의 ‘보상’과 땅에 뿌리박은 삶의 논리가 부딪히는 대목.</w:t>
+      </w:r>
+    </w:p>
+    <w:p>
+      <w:pPr>
+        <w:spacing w:before="0" w:after="120"/>
+      </w:pPr>
+      <w:r>
+        <w:rPr>
+          <w:rFonts w:ascii="Times New Roman" w:hAnsi="Times New Roman" w:eastAsia="Malgun Gothic"/>
+          <w:b/>
+          <w:i w:val="0"/>
+          <w:sz w:val="22"/>
+        </w:rPr>
         <w:t>Есенин, «Гой ты, Русь, моя родная…» (1914): «Если крикнет рать святая: / „Кинь ты Русь, живи в раю!“ / Я скажу: „Не надо рая, / Дайте родину мою“»</w:t>
       </w:r>
       <w:r>
@@ -3236,7 +4199,184 @@
           <w:i w:val="0"/>
           <w:sz w:val="22"/>
         </w:rPr>
-        <w:t xml:space="preserve"> — 한국어 해설: 장면 6에서 료샤가 “모든 편의시설을 갖춘 아파트, 낙원”을 약속받았다는 미하일 원로에게 들려준다. 원로는 “네 예세닌은 타이가에 살았던 사람 같다”고 답한다. 강제이주의 본질, 곧 보상으로 대체될 수 없는 고향을 드러내는 인용.</w:t>
+        <w:t xml:space="preserve"> — 한국어 해설: 장면 7에서 료샤가 “모든 편의시설을 갖춘 아파트, 낙원”을 약속받았다는 미하일 원로에게 들려준다. 원로는 “네 예세닌은 타이가에 살았던 사람 같다”고 답한다. 강제이주의 본질, 곧 보상으로 대체될 수 없는 고향을 드러내는 인용.</w:t>
+      </w:r>
+    </w:p>
+    <w:p>
+      <w:pPr>
+        <w:keepNext/>
+        <w:spacing w:before="320" w:after="140"/>
+      </w:pPr>
+      <w:r>
+        <w:rPr>
+          <w:rFonts w:ascii="Times New Roman" w:hAnsi="Times New Roman" w:eastAsia="Malgun Gothic"/>
+          <w:b/>
+          <w:i w:val="0"/>
+          <w:color w:val="1F3864"/>
+          <w:sz w:val="26"/>
+        </w:rPr>
+        <w:t>생활 표현</w:t>
+      </w:r>
+    </w:p>
+    <w:p>
+      <w:pPr>
+        <w:spacing w:before="0" w:after="120"/>
+      </w:pPr>
+      <w:r>
+        <w:rPr>
+          <w:rFonts w:ascii="Times New Roman" w:hAnsi="Times New Roman" w:eastAsia="Malgun Gothic"/>
+          <w:b/>
+          <w:i w:val="0"/>
+          <w:sz w:val="22"/>
+        </w:rPr>
+        <w:t>«Ой, скажете тоже»</w:t>
+      </w:r>
+      <w:r>
+        <w:rPr>
+          <w:rFonts w:ascii="Times New Roman" w:hAnsi="Times New Roman" w:eastAsia="Malgun Gothic"/>
+          <w:b w:val="0"/>
+          <w:i w:val="0"/>
+          <w:sz w:val="22"/>
+        </w:rPr>
+        <w:t xml:space="preserve"> — 한국어 해설: "아이, 별말씀을요 / 괜한 말씀을." 칭찬을 받았을 때 쑥스러워하며 넘기는 말. 아니시야가 올가의 텃밭 칭찬에 답한다. 친근하고 소박한 구어, 주로 나이 든 여성 말투. 장면 6.</w:t>
+      </w:r>
+    </w:p>
+    <w:p>
+      <w:pPr>
+        <w:spacing w:before="0" w:after="120"/>
+      </w:pPr>
+      <w:r>
+        <w:rPr>
+          <w:rFonts w:ascii="Times New Roman" w:hAnsi="Times New Roman" w:eastAsia="Malgun Gothic"/>
+          <w:b/>
+          <w:i w:val="0"/>
+          <w:sz w:val="22"/>
+        </w:rPr>
+        <w:t>«как бог даст»</w:t>
+      </w:r>
+      <w:r>
+        <w:rPr>
+          <w:rFonts w:ascii="Times New Roman" w:hAnsi="Times New Roman" w:eastAsia="Malgun Gothic"/>
+          <w:b w:val="0"/>
+          <w:i w:val="0"/>
+          <w:sz w:val="22"/>
+        </w:rPr>
+        <w:t xml:space="preserve"> — 한국어 해설: "하늘에 달렸지 / 되는 대로." 결과를 장담할 수 없을 때. 아니시야가 감자 농사를 두고 한 말. 날씨·농사·건강 이야기에서 흔한 생활어. 장면 6.</w:t>
+      </w:r>
+    </w:p>
+    <w:p>
+      <w:pPr>
+        <w:spacing w:before="0" w:after="120"/>
+      </w:pPr>
+      <w:r>
+        <w:rPr>
+          <w:rFonts w:ascii="Times New Roman" w:hAnsi="Times New Roman" w:eastAsia="Malgun Gothic"/>
+          <w:b/>
+          <w:i w:val="0"/>
+          <w:sz w:val="22"/>
+        </w:rPr>
+        <w:t>«Оставайтесь-ка ночевать»</w:t>
+      </w:r>
+      <w:r>
+        <w:rPr>
+          <w:rFonts w:ascii="Times New Roman" w:hAnsi="Times New Roman" w:eastAsia="Malgun Gothic"/>
+          <w:b w:val="0"/>
+          <w:i w:val="0"/>
+          <w:sz w:val="22"/>
+        </w:rPr>
+        <w:t xml:space="preserve"> — 한국어 해설: "자고 가시구려." 손님에게 묵어 가라고 권하는 말. -ка가 권유를 부드럽고 정겹게 만든다. 미하일이 비코프 일행에게. 장면 6.</w:t>
+      </w:r>
+    </w:p>
+    <w:p>
+      <w:pPr>
+        <w:spacing w:before="0" w:after="120"/>
+      </w:pPr>
+      <w:r>
+        <w:rPr>
+          <w:rFonts w:ascii="Times New Roman" w:hAnsi="Times New Roman" w:eastAsia="Malgun Gothic"/>
+          <w:b/>
+          <w:i w:val="0"/>
+          <w:sz w:val="22"/>
+        </w:rPr>
+        <w:t>«в другой раз с ночёвкой»</w:t>
+      </w:r>
+      <w:r>
+        <w:rPr>
+          <w:rFonts w:ascii="Times New Roman" w:hAnsi="Times New Roman" w:eastAsia="Malgun Gothic"/>
+          <w:b w:val="0"/>
+          <w:i w:val="0"/>
+          <w:sz w:val="22"/>
+        </w:rPr>
+        <w:t xml:space="preserve"> — 한국어 해설: "다음엔 자고 갈게요." 초대를 정중히 거절하며 다음을 약속하는 말. 올가가 미하일에게. 장면 6.</w:t>
+      </w:r>
+    </w:p>
+    <w:p>
+      <w:pPr>
+        <w:spacing w:before="0" w:after="120"/>
+      </w:pPr>
+      <w:r>
+        <w:rPr>
+          <w:rFonts w:ascii="Times New Roman" w:hAnsi="Times New Roman" w:eastAsia="Malgun Gothic"/>
+          <w:b/>
+          <w:i w:val="0"/>
+          <w:sz w:val="22"/>
+        </w:rPr>
+        <w:t>«С лёгким паром»</w:t>
+      </w:r>
+      <w:r>
+        <w:rPr>
+          <w:rFonts w:ascii="Times New Roman" w:hAnsi="Times New Roman" w:eastAsia="Malgun Gothic"/>
+          <w:b w:val="0"/>
+          <w:i w:val="0"/>
+          <w:sz w:val="22"/>
+        </w:rPr>
+        <w:t xml:space="preserve"> — 한국어 해설: 바냐·목욕을 마치고 나온 사람에게 건네는 인사("개운하시겠어요"). 답은 보통 «Спасибо». 올가가 바냐에서 나온 료샤에게. 장면 6.</w:t>
+      </w:r>
+    </w:p>
+    <w:p>
+      <w:pPr>
+        <w:spacing w:before="0" w:after="120"/>
+      </w:pPr>
+      <w:r>
+        <w:rPr>
+          <w:rFonts w:ascii="Times New Roman" w:hAnsi="Times New Roman" w:eastAsia="Malgun Gothic"/>
+          <w:b/>
+          <w:i w:val="0"/>
+          <w:sz w:val="22"/>
+        </w:rPr>
+        <w:t>«Вот это да»</w:t>
+      </w:r>
+      <w:r>
+        <w:rPr>
+          <w:rFonts w:ascii="Times New Roman" w:hAnsi="Times New Roman" w:eastAsia="Malgun Gothic"/>
+          <w:b w:val="0"/>
+          <w:i w:val="0"/>
+          <w:sz w:val="22"/>
+        </w:rPr>
+        <w:t xml:space="preserve"> — 한국어 해설: "이야, 이거 대단한데!" 감탄·놀람. 료샤가 집에서 담근 차가운 크바스를 마시고. 격식 없는 구어. 장면 6.</w:t>
+      </w:r>
+    </w:p>
+    <w:p>
+      <w:pPr>
+        <w:spacing w:before="0" w:after="120"/>
+      </w:pPr>
+      <w:r>
+        <w:rPr>
+          <w:rFonts w:ascii="Times New Roman" w:hAnsi="Times New Roman" w:eastAsia="Malgun Gothic"/>
+          <w:b/>
+          <w:i w:val="0"/>
+          <w:sz w:val="22"/>
+        </w:rPr>
+        <w:t>«Сидите уж, гостья»</w:t>
+      </w:r>
+      <w:r>
+        <w:rPr>
+          <w:rFonts w:ascii="Times New Roman" w:hAnsi="Times New Roman" w:eastAsia="Malgun Gothic"/>
+          <w:b w:val="0"/>
+          <w:i w:val="0"/>
+          <w:sz w:val="22"/>
+        </w:rPr>
+        <w:t xml:space="preserve"> — 한국어 해설: "그냥 앉아 계세요, 손님은." 도와주겠다는 손님을 만류하는 주인의 말. уж가 "그냥 좀"의 다정한 강조. 아니시야가 올가에게. 장면 6.</w:t>
       </w:r>
     </w:p>
     <w:p>
